--- a/lessons/8-3/readiness/practice.docx
+++ b/lessons/8-3/readiness/practice.docx
@@ -86,7 +86,1397 @@
     </w:p>
     <w:p>
       <w:pPr>
-        <w:spacing w:after="120" w:before="0"/>
+        <w:spacing w:after="60" w:before="120"/>
+      </w:pPr>
+      <w:r>
+        <w:rPr>
+          <w:b/>
+          <w:bCs/>
+          <w:color w:val="0F2B3C"/>
+          <w:sz w:val="24"/>
+          <w:szCs w:val="24"/>
+        </w:rPr>
+        <w:t xml:space="preserve">Vocabulary Anchor Box</w:t>
+      </w:r>
+    </w:p>
+    <w:tbl>
+      <w:tblPr>
+        <w:tblW w:type="dxa" w:w="9360"/>
+        <w:tblBorders>
+          <w:top w:val="single" w:color="C7D2DD" w:sz="6"/>
+          <w:left w:val="single" w:color="C7D2DD" w:sz="6"/>
+          <w:bottom w:val="single" w:color="C7D2DD" w:sz="6"/>
+          <w:right w:val="single" w:color="C7D2DD" w:sz="6"/>
+          <w:insideH w:val="single" w:color="C7D2DD" w:sz="6"/>
+          <w:insideV w:val="single" w:color="C7D2DD" w:sz="6"/>
+        </w:tblBorders>
+      </w:tblPr>
+      <w:tblGrid>
+        <w:gridCol w:w="1800"/>
+        <w:gridCol w:w="3160"/>
+        <w:gridCol w:w="2200"/>
+        <w:gridCol w:w="2200"/>
+      </w:tblGrid>
+      <w:tr>
+        <w:trPr>
+          <w:cantSplit/>
+          <w:tblHeader/>
+        </w:trPr>
+        <w:tc>
+          <w:tcPr>
+            <w:tcW w:type="dxa" w:w="1800"/>
+            <w:shd w:fill="EEF4F8" w:color="auto" w:val="clear"/>
+            <w:tcMar>
+              <w:top w:type="dxa" w:w="60"/>
+              <w:left w:type="dxa" w:w="100"/>
+              <w:bottom w:type="dxa" w:w="60"/>
+              <w:right w:type="dxa" w:w="100"/>
+            </w:tcMar>
+          </w:tcPr>
+          <w:p>
+            <w:pPr>
+              <w:spacing w:after="0" w:before="0"/>
+            </w:pPr>
+            <w:r>
+              <w:rPr>
+                <w:b/>
+                <w:bCs/>
+                <w:color w:val="0F2B3C"/>
+                <w:sz w:val="18"/>
+                <w:szCs w:val="18"/>
+              </w:rPr>
+              <w:t xml:space="preserve">Concept Term</w:t>
+            </w:r>
+          </w:p>
+        </w:tc>
+        <w:tc>
+          <w:tcPr>
+            <w:tcW w:type="dxa" w:w="3160"/>
+            <w:shd w:fill="EEF4F8" w:color="auto" w:val="clear"/>
+            <w:tcMar>
+              <w:top w:type="dxa" w:w="60"/>
+              <w:left w:type="dxa" w:w="100"/>
+              <w:bottom w:type="dxa" w:w="60"/>
+              <w:right w:type="dxa" w:w="100"/>
+            </w:tcMar>
+          </w:tcPr>
+          <w:p>
+            <w:pPr>
+              <w:spacing w:after="0" w:before="0"/>
+            </w:pPr>
+            <w:r>
+              <w:rPr>
+                <w:b/>
+                <w:bCs/>
+                <w:color w:val="0F2B3C"/>
+                <w:sz w:val="18"/>
+                <w:szCs w:val="18"/>
+              </w:rPr>
+              <w:t xml:space="preserve">Student-Friendly Definition</w:t>
+            </w:r>
+          </w:p>
+        </w:tc>
+        <w:tc>
+          <w:tcPr>
+            <w:tcW w:type="dxa" w:w="2200"/>
+            <w:shd w:fill="EEF4F8" w:color="auto" w:val="clear"/>
+            <w:tcMar>
+              <w:top w:type="dxa" w:w="60"/>
+              <w:left w:type="dxa" w:w="100"/>
+              <w:bottom w:type="dxa" w:w="60"/>
+              <w:right w:type="dxa" w:w="100"/>
+            </w:tcMar>
+          </w:tcPr>
+          <w:p>
+            <w:pPr>
+              <w:spacing w:after="0" w:before="0"/>
+            </w:pPr>
+            <w:r>
+              <w:rPr>
+                <w:b/>
+                <w:bCs/>
+                <w:color w:val="0F2B3C"/>
+                <w:sz w:val="18"/>
+                <w:szCs w:val="18"/>
+              </w:rPr>
+              <w:t xml:space="preserve">Non-Example</w:t>
+            </w:r>
+          </w:p>
+        </w:tc>
+        <w:tc>
+          <w:tcPr>
+            <w:tcW w:type="dxa" w:w="2200"/>
+            <w:shd w:fill="EEF4F8" w:color="auto" w:val="clear"/>
+            <w:tcMar>
+              <w:top w:type="dxa" w:w="60"/>
+              <w:left w:type="dxa" w:w="100"/>
+              <w:bottom w:type="dxa" w:w="60"/>
+              <w:right w:type="dxa" w:w="100"/>
+            </w:tcMar>
+          </w:tcPr>
+          <w:p>
+            <w:pPr>
+              <w:spacing w:after="0" w:before="0"/>
+            </w:pPr>
+            <w:r>
+              <w:rPr>
+                <w:b/>
+                <w:bCs/>
+                <w:color w:val="0F2B3C"/>
+                <w:sz w:val="18"/>
+                <w:szCs w:val="18"/>
+              </w:rPr>
+              <w:t xml:space="preserve">Visual Clue</w:t>
+            </w:r>
+          </w:p>
+        </w:tc>
+      </w:tr>
+      <w:tr>
+        <w:trPr>
+          <w:cantSplit/>
+        </w:trPr>
+        <w:tc>
+          <w:tcPr>
+            <w:tcW w:type="dxa" w:w="1800"/>
+            <w:tcMar>
+              <w:top w:type="dxa" w:w="60"/>
+              <w:left w:type="dxa" w:w="100"/>
+              <w:bottom w:type="dxa" w:w="60"/>
+              <w:right w:type="dxa" w:w="100"/>
+            </w:tcMar>
+            <w:vAlign w:val="top"/>
+          </w:tcPr>
+          <w:p>
+            <w:pPr>
+              <w:spacing w:after="20" w:before="0"/>
+            </w:pPr>
+            <w:r>
+              <w:rPr>
+                <w:b/>
+                <w:bCs/>
+                <w:color w:val="0F2B3C"/>
+                <w:sz w:val="20"/>
+                <w:szCs w:val="20"/>
+              </w:rPr>
+              <w:t xml:space="preserve">Solve Multiplication and Division Equations</w:t>
+            </w:r>
+          </w:p>
+          <w:p>
+            <w:pPr>
+              <w:spacing w:after="0" w:before="0"/>
+            </w:pPr>
+            <w:r>
+              <w:rPr>
+                <w:i/>
+                <w:iCs/>
+                <w:color w:val="5E6E7E"/>
+                <w:sz w:val="18"/>
+                <w:szCs w:val="18"/>
+              </w:rPr>
+              <w:t xml:space="preserve">Resolver ecuaciones de multiplicación y división</w:t>
+            </w:r>
+          </w:p>
+        </w:tc>
+        <w:tc>
+          <w:tcPr>
+            <w:tcW w:type="dxa" w:w="3160"/>
+            <w:tcMar>
+              <w:top w:type="dxa" w:w="60"/>
+              <w:left w:type="dxa" w:w="100"/>
+              <w:bottom w:type="dxa" w:w="60"/>
+              <w:right w:type="dxa" w:w="100"/>
+            </w:tcMar>
+            <w:vAlign w:val="top"/>
+          </w:tcPr>
+          <w:p>
+            <w:pPr>
+              <w:spacing w:after="0" w:before="0"/>
+            </w:pPr>
+            <w:r>
+              <w:rPr>
+                <w:sz w:val="19"/>
+                <w:szCs w:val="19"/>
+              </w:rPr>
+              <w:t xml:space="preserve">Use inverse multiplication or division to isolate the variable.</w:t>
+            </w:r>
+          </w:p>
+        </w:tc>
+        <w:tc>
+          <w:tcPr>
+            <w:tcW w:type="dxa" w:w="2200"/>
+            <w:tcMar>
+              <w:top w:type="dxa" w:w="60"/>
+              <w:left w:type="dxa" w:w="100"/>
+              <w:bottom w:type="dxa" w:w="60"/>
+              <w:right w:type="dxa" w:w="100"/>
+            </w:tcMar>
+            <w:vAlign w:val="top"/>
+          </w:tcPr>
+          <w:p>
+            <w:pPr>
+              <w:spacing w:after="30" w:before="0"/>
+            </w:pPr>
+            <w:r>
+              <w:rPr>
+                <w:i/>
+                <w:iCs/>
+                <w:color w:val="5E6E7E"/>
+                <w:sz w:val="18"/>
+                <w:szCs w:val="18"/>
+              </w:rPr>
+              <w:t xml:space="preserve">Not Solve Multiplication and Division Equations: write a counter-example that does not fit the rule.</w:t>
+            </w:r>
+          </w:p>
+          <w:p>
+            <w:pPr>
+              <w:spacing w:after="50" w:before="0"/>
+            </w:pPr>
+            <w:r>
+              <w:rPr>
+                <w:color w:val="BBBBBB"/>
+                <w:sz w:val="18"/>
+                <w:szCs w:val="18"/>
+              </w:rPr>
+              <w:t xml:space="preserve">____________________________</w:t>
+            </w:r>
+          </w:p>
+        </w:tc>
+        <w:tc>
+          <w:tcPr>
+            <w:tcW w:type="dxa" w:w="2200"/>
+            <w:tcMar>
+              <w:top w:type="dxa" w:w="60"/>
+              <w:left w:type="dxa" w:w="100"/>
+              <w:bottom w:type="dxa" w:w="60"/>
+              <w:right w:type="dxa" w:w="100"/>
+            </w:tcMar>
+            <w:vAlign w:val="top"/>
+          </w:tcPr>
+          <w:p>
+            <w:pPr>
+              <w:spacing w:after="0" w:before="0"/>
+            </w:pPr>
+            <w:r>
+              <w:rPr>
+                <w:i/>
+                <w:iCs/>
+                <w:color w:val="5E6E7E"/>
+                <w:sz w:val="18"/>
+                <w:szCs w:val="18"/>
+              </w:rPr>
+              <w:t xml:space="preserve">4x = 20 → x = 5</w:t>
+            </w:r>
+          </w:p>
+        </w:tc>
+      </w:tr>
+      <w:tr>
+        <w:trPr>
+          <w:cantSplit/>
+        </w:trPr>
+        <w:tc>
+          <w:tcPr>
+            <w:tcW w:type="dxa" w:w="1800"/>
+            <w:tcMar>
+              <w:top w:type="dxa" w:w="60"/>
+              <w:left w:type="dxa" w:w="100"/>
+              <w:bottom w:type="dxa" w:w="60"/>
+              <w:right w:type="dxa" w:w="100"/>
+            </w:tcMar>
+            <w:vAlign w:val="top"/>
+          </w:tcPr>
+          <w:p>
+            <w:pPr>
+              <w:spacing w:after="20" w:before="0"/>
+            </w:pPr>
+            <w:r>
+              <w:rPr>
+                <w:b/>
+                <w:bCs/>
+                <w:color w:val="0F2B3C"/>
+                <w:sz w:val="20"/>
+                <w:szCs w:val="20"/>
+              </w:rPr>
+              <w:t xml:space="preserve">Inverse operation</w:t>
+            </w:r>
+          </w:p>
+          <w:p>
+            <w:pPr>
+              <w:spacing w:after="0" w:before="0"/>
+            </w:pPr>
+            <w:r>
+              <w:rPr>
+                <w:i/>
+                <w:iCs/>
+                <w:color w:val="5E6E7E"/>
+                <w:sz w:val="18"/>
+                <w:szCs w:val="18"/>
+              </w:rPr>
+              <w:t xml:space="preserve">Operación inversa</w:t>
+            </w:r>
+          </w:p>
+        </w:tc>
+        <w:tc>
+          <w:tcPr>
+            <w:tcW w:type="dxa" w:w="3160"/>
+            <w:tcMar>
+              <w:top w:type="dxa" w:w="60"/>
+              <w:left w:type="dxa" w:w="100"/>
+              <w:bottom w:type="dxa" w:w="60"/>
+              <w:right w:type="dxa" w:w="100"/>
+            </w:tcMar>
+            <w:vAlign w:val="top"/>
+          </w:tcPr>
+          <w:p>
+            <w:pPr>
+              <w:spacing w:after="0" w:before="0"/>
+            </w:pPr>
+            <w:r>
+              <w:rPr>
+                <w:sz w:val="19"/>
+                <w:szCs w:val="19"/>
+              </w:rPr>
+              <w:t xml:space="preserve">Two math actions that undo each other, like × and ÷.</w:t>
+            </w:r>
+          </w:p>
+        </w:tc>
+        <w:tc>
+          <w:tcPr>
+            <w:tcW w:type="dxa" w:w="2200"/>
+            <w:tcMar>
+              <w:top w:type="dxa" w:w="60"/>
+              <w:left w:type="dxa" w:w="100"/>
+              <w:bottom w:type="dxa" w:w="60"/>
+              <w:right w:type="dxa" w:w="100"/>
+            </w:tcMar>
+            <w:vAlign w:val="top"/>
+          </w:tcPr>
+          <w:p>
+            <w:pPr>
+              <w:spacing w:after="30" w:before="0"/>
+            </w:pPr>
+            <w:r>
+              <w:rPr>
+                <w:i/>
+                <w:iCs/>
+                <w:color w:val="5E6E7E"/>
+                <w:sz w:val="18"/>
+                <w:szCs w:val="18"/>
+              </w:rPr>
+              <w:t xml:space="preserve">Not Inverse operation: write a counter-example that does not fit the rule.</w:t>
+            </w:r>
+          </w:p>
+          <w:p>
+            <w:pPr>
+              <w:spacing w:after="50" w:before="0"/>
+            </w:pPr>
+            <w:r>
+              <w:rPr>
+                <w:color w:val="BBBBBB"/>
+                <w:sz w:val="18"/>
+                <w:szCs w:val="18"/>
+              </w:rPr>
+              <w:t xml:space="preserve">____________________________</w:t>
+            </w:r>
+          </w:p>
+        </w:tc>
+        <w:tc>
+          <w:tcPr>
+            <w:tcW w:type="dxa" w:w="2200"/>
+            <w:tcMar>
+              <w:top w:type="dxa" w:w="60"/>
+              <w:left w:type="dxa" w:w="100"/>
+              <w:bottom w:type="dxa" w:w="60"/>
+              <w:right w:type="dxa" w:w="100"/>
+            </w:tcMar>
+            <w:vAlign w:val="top"/>
+          </w:tcPr>
+          <w:p>
+            <w:pPr>
+              <w:spacing w:after="0" w:before="0"/>
+            </w:pPr>
+            <w:r>
+              <w:rPr>
+                <w:i/>
+                <w:iCs/>
+                <w:color w:val="5E6E7E"/>
+                <w:sz w:val="18"/>
+                <w:szCs w:val="18"/>
+              </w:rPr>
+              <w:t xml:space="preserve">Multiplication and division are inverses: 3 × 7 = 21, so 21 ÷ 3 = 7</w:t>
+            </w:r>
+          </w:p>
+        </w:tc>
+      </w:tr>
+      <w:tr>
+        <w:trPr>
+          <w:cantSplit/>
+        </w:trPr>
+        <w:tc>
+          <w:tcPr>
+            <w:tcW w:type="dxa" w:w="1800"/>
+            <w:tcMar>
+              <w:top w:type="dxa" w:w="60"/>
+              <w:left w:type="dxa" w:w="100"/>
+              <w:bottom w:type="dxa" w:w="60"/>
+              <w:right w:type="dxa" w:w="100"/>
+            </w:tcMar>
+            <w:vAlign w:val="top"/>
+          </w:tcPr>
+          <w:p>
+            <w:pPr>
+              <w:spacing w:after="20" w:before="0"/>
+            </w:pPr>
+            <w:r>
+              <w:rPr>
+                <w:b/>
+                <w:bCs/>
+                <w:color w:val="0F2B3C"/>
+                <w:sz w:val="20"/>
+                <w:szCs w:val="20"/>
+              </w:rPr>
+              <w:t xml:space="preserve">Multiply</w:t>
+            </w:r>
+          </w:p>
+          <w:p>
+            <w:pPr>
+              <w:spacing w:after="0" w:before="0"/>
+            </w:pPr>
+            <w:r>
+              <w:rPr>
+                <w:i/>
+                <w:iCs/>
+                <w:color w:val="5E6E7E"/>
+                <w:sz w:val="18"/>
+                <w:szCs w:val="18"/>
+              </w:rPr>
+              <w:t xml:space="preserve">Multiplicar</w:t>
+            </w:r>
+          </w:p>
+        </w:tc>
+        <w:tc>
+          <w:tcPr>
+            <w:tcW w:type="dxa" w:w="3160"/>
+            <w:tcMar>
+              <w:top w:type="dxa" w:w="60"/>
+              <w:left w:type="dxa" w:w="100"/>
+              <w:bottom w:type="dxa" w:w="60"/>
+              <w:right w:type="dxa" w:w="100"/>
+            </w:tcMar>
+            <w:vAlign w:val="top"/>
+          </w:tcPr>
+          <w:p>
+            <w:pPr>
+              <w:spacing w:after="0" w:before="0"/>
+            </w:pPr>
+            <w:r>
+              <w:rPr>
+                <w:sz w:val="19"/>
+                <w:szCs w:val="19"/>
+              </w:rPr>
+              <w:t xml:space="preserve">To add equal groups again and again.</w:t>
+            </w:r>
+          </w:p>
+        </w:tc>
+        <w:tc>
+          <w:tcPr>
+            <w:tcW w:type="dxa" w:w="2200"/>
+            <w:tcMar>
+              <w:top w:type="dxa" w:w="60"/>
+              <w:left w:type="dxa" w:w="100"/>
+              <w:bottom w:type="dxa" w:w="60"/>
+              <w:right w:type="dxa" w:w="100"/>
+            </w:tcMar>
+            <w:vAlign w:val="top"/>
+          </w:tcPr>
+          <w:p>
+            <w:pPr>
+              <w:spacing w:after="30" w:before="0"/>
+            </w:pPr>
+            <w:r>
+              <w:rPr>
+                <w:i/>
+                <w:iCs/>
+                <w:color w:val="5E6E7E"/>
+                <w:sz w:val="18"/>
+                <w:szCs w:val="18"/>
+              </w:rPr>
+              <w:t xml:space="preserve">Not Multiply: write a counter-example that does not fit the rule.</w:t>
+            </w:r>
+          </w:p>
+          <w:p>
+            <w:pPr>
+              <w:spacing w:after="50" w:before="0"/>
+            </w:pPr>
+            <w:r>
+              <w:rPr>
+                <w:color w:val="BBBBBB"/>
+                <w:sz w:val="18"/>
+                <w:szCs w:val="18"/>
+              </w:rPr>
+              <w:t xml:space="preserve">____________________________</w:t>
+            </w:r>
+          </w:p>
+        </w:tc>
+        <w:tc>
+          <w:tcPr>
+            <w:tcW w:type="dxa" w:w="2200"/>
+            <w:tcMar>
+              <w:top w:type="dxa" w:w="60"/>
+              <w:left w:type="dxa" w:w="100"/>
+              <w:bottom w:type="dxa" w:w="60"/>
+              <w:right w:type="dxa" w:w="100"/>
+            </w:tcMar>
+            <w:vAlign w:val="top"/>
+          </w:tcPr>
+          <w:p>
+            <w:pPr>
+              <w:spacing w:after="0" w:before="0"/>
+            </w:pPr>
+            <w:r>
+              <w:rPr>
+                <w:i/>
+                <w:iCs/>
+                <w:color w:val="5E6E7E"/>
+                <w:sz w:val="18"/>
+                <w:szCs w:val="18"/>
+              </w:rPr>
+              <w:t xml:space="preserve">3 × 7 = 21 means 3 groups of 7 equals 21</w:t>
+            </w:r>
+          </w:p>
+        </w:tc>
+      </w:tr>
+      <w:tr>
+        <w:trPr>
+          <w:cantSplit/>
+        </w:trPr>
+        <w:tc>
+          <w:tcPr>
+            <w:tcW w:type="dxa" w:w="1800"/>
+            <w:tcMar>
+              <w:top w:type="dxa" w:w="60"/>
+              <w:left w:type="dxa" w:w="100"/>
+              <w:bottom w:type="dxa" w:w="60"/>
+              <w:right w:type="dxa" w:w="100"/>
+            </w:tcMar>
+            <w:vAlign w:val="top"/>
+          </w:tcPr>
+          <w:p>
+            <w:pPr>
+              <w:spacing w:after="20" w:before="0"/>
+            </w:pPr>
+            <w:r>
+              <w:rPr>
+                <w:b/>
+                <w:bCs/>
+                <w:color w:val="0F2B3C"/>
+                <w:sz w:val="20"/>
+                <w:szCs w:val="20"/>
+              </w:rPr>
+              <w:t xml:space="preserve">Divide</w:t>
+            </w:r>
+          </w:p>
+          <w:p>
+            <w:pPr>
+              <w:spacing w:after="0" w:before="0"/>
+            </w:pPr>
+            <w:r>
+              <w:rPr>
+                <w:i/>
+                <w:iCs/>
+                <w:color w:val="5E6E7E"/>
+                <w:sz w:val="18"/>
+                <w:szCs w:val="18"/>
+              </w:rPr>
+              <w:t xml:space="preserve">Dividir</w:t>
+            </w:r>
+          </w:p>
+        </w:tc>
+        <w:tc>
+          <w:tcPr>
+            <w:tcW w:type="dxa" w:w="3160"/>
+            <w:tcMar>
+              <w:top w:type="dxa" w:w="60"/>
+              <w:left w:type="dxa" w:w="100"/>
+              <w:bottom w:type="dxa" w:w="60"/>
+              <w:right w:type="dxa" w:w="100"/>
+            </w:tcMar>
+            <w:vAlign w:val="top"/>
+          </w:tcPr>
+          <w:p>
+            <w:pPr>
+              <w:spacing w:after="0" w:before="0"/>
+            </w:pPr>
+            <w:r>
+              <w:rPr>
+                <w:sz w:val="19"/>
+                <w:szCs w:val="19"/>
+              </w:rPr>
+              <w:t xml:space="preserve">To split into equal groups.</w:t>
+            </w:r>
+          </w:p>
+        </w:tc>
+        <w:tc>
+          <w:tcPr>
+            <w:tcW w:type="dxa" w:w="2200"/>
+            <w:tcMar>
+              <w:top w:type="dxa" w:w="60"/>
+              <w:left w:type="dxa" w:w="100"/>
+              <w:bottom w:type="dxa" w:w="60"/>
+              <w:right w:type="dxa" w:w="100"/>
+            </w:tcMar>
+            <w:vAlign w:val="top"/>
+          </w:tcPr>
+          <w:p>
+            <w:pPr>
+              <w:spacing w:after="30" w:before="0"/>
+            </w:pPr>
+            <w:r>
+              <w:rPr>
+                <w:i/>
+                <w:iCs/>
+                <w:color w:val="5E6E7E"/>
+                <w:sz w:val="18"/>
+                <w:szCs w:val="18"/>
+              </w:rPr>
+              <w:t xml:space="preserve">Not Divide: write a counter-example that does not fit the rule.</w:t>
+            </w:r>
+          </w:p>
+          <w:p>
+            <w:pPr>
+              <w:spacing w:after="50" w:before="0"/>
+            </w:pPr>
+            <w:r>
+              <w:rPr>
+                <w:color w:val="BBBBBB"/>
+                <w:sz w:val="18"/>
+                <w:szCs w:val="18"/>
+              </w:rPr>
+              <w:t xml:space="preserve">____________________________</w:t>
+            </w:r>
+          </w:p>
+        </w:tc>
+        <w:tc>
+          <w:tcPr>
+            <w:tcW w:type="dxa" w:w="2200"/>
+            <w:tcMar>
+              <w:top w:type="dxa" w:w="60"/>
+              <w:left w:type="dxa" w:w="100"/>
+              <w:bottom w:type="dxa" w:w="60"/>
+              <w:right w:type="dxa" w:w="100"/>
+            </w:tcMar>
+            <w:vAlign w:val="top"/>
+          </w:tcPr>
+          <w:p>
+            <w:pPr>
+              <w:spacing w:after="0" w:before="0"/>
+            </w:pPr>
+            <w:r>
+              <w:rPr>
+                <w:i/>
+                <w:iCs/>
+                <w:color w:val="5E6E7E"/>
+                <w:sz w:val="18"/>
+                <w:szCs w:val="18"/>
+              </w:rPr>
+              <w:t xml:space="preserve">36 ÷ 4 = 9 means 36 split into 4 equal groups gives 9 per group</w:t>
+            </w:r>
+          </w:p>
+        </w:tc>
+      </w:tr>
+      <w:tr>
+        <w:trPr>
+          <w:cantSplit/>
+        </w:trPr>
+        <w:tc>
+          <w:tcPr>
+            <w:tcW w:type="dxa" w:w="1800"/>
+            <w:tcMar>
+              <w:top w:type="dxa" w:w="60"/>
+              <w:left w:type="dxa" w:w="100"/>
+              <w:bottom w:type="dxa" w:w="60"/>
+              <w:right w:type="dxa" w:w="100"/>
+            </w:tcMar>
+            <w:vAlign w:val="top"/>
+          </w:tcPr>
+          <w:p>
+            <w:pPr>
+              <w:spacing w:after="20" w:before="0"/>
+            </w:pPr>
+            <w:r>
+              <w:rPr>
+                <w:b/>
+                <w:bCs/>
+                <w:color w:val="0F2B3C"/>
+                <w:sz w:val="20"/>
+                <w:szCs w:val="20"/>
+              </w:rPr>
+              <w:t xml:space="preserve">Isolate</w:t>
+            </w:r>
+          </w:p>
+          <w:p>
+            <w:pPr>
+              <w:spacing w:after="0" w:before="0"/>
+            </w:pPr>
+            <w:r>
+              <w:rPr>
+                <w:i/>
+                <w:iCs/>
+                <w:color w:val="5E6E7E"/>
+                <w:sz w:val="18"/>
+                <w:szCs w:val="18"/>
+              </w:rPr>
+              <w:t xml:space="preserve">Despejar</w:t>
+            </w:r>
+          </w:p>
+        </w:tc>
+        <w:tc>
+          <w:tcPr>
+            <w:tcW w:type="dxa" w:w="3160"/>
+            <w:tcMar>
+              <w:top w:type="dxa" w:w="60"/>
+              <w:left w:type="dxa" w:w="100"/>
+              <w:bottom w:type="dxa" w:w="60"/>
+              <w:right w:type="dxa" w:w="100"/>
+            </w:tcMar>
+            <w:vAlign w:val="top"/>
+          </w:tcPr>
+          <w:p>
+            <w:pPr>
+              <w:spacing w:after="0" w:before="0"/>
+            </w:pPr>
+            <w:r>
+              <w:rPr>
+                <w:sz w:val="19"/>
+                <w:szCs w:val="19"/>
+              </w:rPr>
+              <w:t xml:space="preserve">To get the letter by itself on one side.</w:t>
+            </w:r>
+          </w:p>
+        </w:tc>
+        <w:tc>
+          <w:tcPr>
+            <w:tcW w:type="dxa" w:w="2200"/>
+            <w:tcMar>
+              <w:top w:type="dxa" w:w="60"/>
+              <w:left w:type="dxa" w:w="100"/>
+              <w:bottom w:type="dxa" w:w="60"/>
+              <w:right w:type="dxa" w:w="100"/>
+            </w:tcMar>
+            <w:vAlign w:val="top"/>
+          </w:tcPr>
+          <w:p>
+            <w:pPr>
+              <w:spacing w:after="30" w:before="0"/>
+            </w:pPr>
+            <w:r>
+              <w:rPr>
+                <w:i/>
+                <w:iCs/>
+                <w:color w:val="5E6E7E"/>
+                <w:sz w:val="18"/>
+                <w:szCs w:val="18"/>
+              </w:rPr>
+              <w:t xml:space="preserve">Not Isolate: write a counter-example that does not fit the rule.</w:t>
+            </w:r>
+          </w:p>
+          <w:p>
+            <w:pPr>
+              <w:spacing w:after="50" w:before="0"/>
+            </w:pPr>
+            <w:r>
+              <w:rPr>
+                <w:color w:val="BBBBBB"/>
+                <w:sz w:val="18"/>
+                <w:szCs w:val="18"/>
+              </w:rPr>
+              <w:t xml:space="preserve">____________________________</w:t>
+            </w:r>
+          </w:p>
+        </w:tc>
+        <w:tc>
+          <w:tcPr>
+            <w:tcW w:type="dxa" w:w="2200"/>
+            <w:tcMar>
+              <w:top w:type="dxa" w:w="60"/>
+              <w:left w:type="dxa" w:w="100"/>
+              <w:bottom w:type="dxa" w:w="60"/>
+              <w:right w:type="dxa" w:w="100"/>
+            </w:tcMar>
+            <w:vAlign w:val="top"/>
+          </w:tcPr>
+          <w:p>
+            <w:pPr>
+              <w:spacing w:after="0" w:before="0"/>
+            </w:pPr>
+            <w:r>
+              <w:rPr>
+                <w:i/>
+                <w:iCs/>
+                <w:color w:val="5E6E7E"/>
+                <w:sz w:val="18"/>
+                <w:szCs w:val="18"/>
+              </w:rPr>
+              <w:t xml:space="preserve">3x = 21 → divide both sides by 3 → x = 7 (x is alone)</w:t>
+            </w:r>
+          </w:p>
+        </w:tc>
+      </w:tr>
+      <w:tr>
+        <w:trPr>
+          <w:cantSplit/>
+        </w:trPr>
+        <w:tc>
+          <w:tcPr>
+            <w:tcW w:type="dxa" w:w="1800"/>
+            <w:tcMar>
+              <w:top w:type="dxa" w:w="60"/>
+              <w:left w:type="dxa" w:w="100"/>
+              <w:bottom w:type="dxa" w:w="60"/>
+              <w:right w:type="dxa" w:w="100"/>
+            </w:tcMar>
+            <w:vAlign w:val="top"/>
+          </w:tcPr>
+          <w:p>
+            <w:pPr>
+              <w:spacing w:after="20" w:before="0"/>
+            </w:pPr>
+            <w:r>
+              <w:rPr>
+                <w:b/>
+                <w:bCs/>
+                <w:color w:val="0F2B3C"/>
+                <w:sz w:val="20"/>
+                <w:szCs w:val="20"/>
+              </w:rPr>
+              <w:t xml:space="preserve">Coefficient</w:t>
+            </w:r>
+          </w:p>
+          <w:p>
+            <w:pPr>
+              <w:spacing w:after="0" w:before="0"/>
+            </w:pPr>
+            <w:r>
+              <w:rPr>
+                <w:i/>
+                <w:iCs/>
+                <w:color w:val="5E6E7E"/>
+                <w:sz w:val="18"/>
+                <w:szCs w:val="18"/>
+              </w:rPr>
+              <w:t xml:space="preserve">Coeficiente</w:t>
+            </w:r>
+          </w:p>
+        </w:tc>
+        <w:tc>
+          <w:tcPr>
+            <w:tcW w:type="dxa" w:w="3160"/>
+            <w:tcMar>
+              <w:top w:type="dxa" w:w="60"/>
+              <w:left w:type="dxa" w:w="100"/>
+              <w:bottom w:type="dxa" w:w="60"/>
+              <w:right w:type="dxa" w:w="100"/>
+            </w:tcMar>
+            <w:vAlign w:val="top"/>
+          </w:tcPr>
+          <w:p>
+            <w:pPr>
+              <w:spacing w:after="0" w:before="0"/>
+            </w:pPr>
+            <w:r>
+              <w:rPr>
+                <w:sz w:val="19"/>
+                <w:szCs w:val="19"/>
+              </w:rPr>
+              <w:t xml:space="preserve">The number in front of a letter, like the 3 in 3x.</w:t>
+            </w:r>
+          </w:p>
+        </w:tc>
+        <w:tc>
+          <w:tcPr>
+            <w:tcW w:type="dxa" w:w="2200"/>
+            <w:tcMar>
+              <w:top w:type="dxa" w:w="60"/>
+              <w:left w:type="dxa" w:w="100"/>
+              <w:bottom w:type="dxa" w:w="60"/>
+              <w:right w:type="dxa" w:w="100"/>
+            </w:tcMar>
+            <w:vAlign w:val="top"/>
+          </w:tcPr>
+          <w:p>
+            <w:pPr>
+              <w:spacing w:after="30" w:before="0"/>
+            </w:pPr>
+            <w:r>
+              <w:rPr>
+                <w:i/>
+                <w:iCs/>
+                <w:color w:val="5E6E7E"/>
+                <w:sz w:val="18"/>
+                <w:szCs w:val="18"/>
+              </w:rPr>
+              <w:t xml:space="preserve">Not Coefficient: write a counter-example that does not fit the rule.</w:t>
+            </w:r>
+          </w:p>
+          <w:p>
+            <w:pPr>
+              <w:spacing w:after="50" w:before="0"/>
+            </w:pPr>
+            <w:r>
+              <w:rPr>
+                <w:color w:val="BBBBBB"/>
+                <w:sz w:val="18"/>
+                <w:szCs w:val="18"/>
+              </w:rPr>
+              <w:t xml:space="preserve">____________________________</w:t>
+            </w:r>
+          </w:p>
+        </w:tc>
+        <w:tc>
+          <w:tcPr>
+            <w:tcW w:type="dxa" w:w="2200"/>
+            <w:tcMar>
+              <w:top w:type="dxa" w:w="60"/>
+              <w:left w:type="dxa" w:w="100"/>
+              <w:bottom w:type="dxa" w:w="60"/>
+              <w:right w:type="dxa" w:w="100"/>
+            </w:tcMar>
+            <w:vAlign w:val="top"/>
+          </w:tcPr>
+          <w:p>
+            <w:pPr>
+              <w:spacing w:after="0" w:before="0"/>
+            </w:pPr>
+            <w:r>
+              <w:rPr>
+                <w:i/>
+                <w:iCs/>
+                <w:color w:val="5E6E7E"/>
+                <w:sz w:val="18"/>
+                <w:szCs w:val="18"/>
+              </w:rPr>
+              <w:t xml:space="preserve">In 6x = 18, the coefficient is 6; divide both sides by 6 to get x = 3.</w:t>
+            </w:r>
+          </w:p>
+        </w:tc>
+      </w:tr>
+      <w:tr>
+        <w:trPr>
+          <w:cantSplit/>
+        </w:trPr>
+        <w:tc>
+          <w:tcPr>
+            <w:tcW w:type="dxa" w:w="1800"/>
+            <w:tcMar>
+              <w:top w:type="dxa" w:w="60"/>
+              <w:left w:type="dxa" w:w="100"/>
+              <w:bottom w:type="dxa" w:w="60"/>
+              <w:right w:type="dxa" w:w="100"/>
+            </w:tcMar>
+            <w:vAlign w:val="top"/>
+          </w:tcPr>
+          <w:p>
+            <w:pPr>
+              <w:spacing w:after="20" w:before="0"/>
+            </w:pPr>
+            <w:r>
+              <w:rPr>
+                <w:b/>
+                <w:bCs/>
+                <w:color w:val="0F2B3C"/>
+                <w:sz w:val="20"/>
+                <w:szCs w:val="20"/>
+              </w:rPr>
+              <w:t xml:space="preserve">Solution</w:t>
+            </w:r>
+          </w:p>
+          <w:p>
+            <w:pPr>
+              <w:spacing w:after="0" w:before="0"/>
+            </w:pPr>
+            <w:r>
+              <w:rPr>
+                <w:i/>
+                <w:iCs/>
+                <w:color w:val="5E6E7E"/>
+                <w:sz w:val="18"/>
+                <w:szCs w:val="18"/>
+              </w:rPr>
+              <w:t xml:space="preserve">Solución</w:t>
+            </w:r>
+          </w:p>
+        </w:tc>
+        <w:tc>
+          <w:tcPr>
+            <w:tcW w:type="dxa" w:w="3160"/>
+            <w:tcMar>
+              <w:top w:type="dxa" w:w="60"/>
+              <w:left w:type="dxa" w:w="100"/>
+              <w:bottom w:type="dxa" w:w="60"/>
+              <w:right w:type="dxa" w:w="100"/>
+            </w:tcMar>
+            <w:vAlign w:val="top"/>
+          </w:tcPr>
+          <w:p>
+            <w:pPr>
+              <w:spacing w:after="0" w:before="0"/>
+            </w:pPr>
+            <w:r>
+              <w:rPr>
+                <w:sz w:val="19"/>
+                <w:szCs w:val="19"/>
+              </w:rPr>
+              <w:t xml:space="preserve">A number that makes the equation or inequality true.</w:t>
+            </w:r>
+          </w:p>
+        </w:tc>
+        <w:tc>
+          <w:tcPr>
+            <w:tcW w:type="dxa" w:w="2200"/>
+            <w:tcMar>
+              <w:top w:type="dxa" w:w="60"/>
+              <w:left w:type="dxa" w:w="100"/>
+              <w:bottom w:type="dxa" w:w="60"/>
+              <w:right w:type="dxa" w:w="100"/>
+            </w:tcMar>
+            <w:vAlign w:val="top"/>
+          </w:tcPr>
+          <w:p>
+            <w:pPr>
+              <w:spacing w:after="30" w:before="0"/>
+            </w:pPr>
+            <w:r>
+              <w:rPr>
+                <w:i/>
+                <w:iCs/>
+                <w:color w:val="5E6E7E"/>
+                <w:sz w:val="18"/>
+                <w:szCs w:val="18"/>
+              </w:rPr>
+              <w:t xml:space="preserve">Not Solution: write a counter-example that does not fit the rule.</w:t>
+            </w:r>
+          </w:p>
+          <w:p>
+            <w:pPr>
+              <w:spacing w:after="50" w:before="0"/>
+            </w:pPr>
+            <w:r>
+              <w:rPr>
+                <w:color w:val="BBBBBB"/>
+                <w:sz w:val="18"/>
+                <w:szCs w:val="18"/>
+              </w:rPr>
+              <w:t xml:space="preserve">____________________________</w:t>
+            </w:r>
+          </w:p>
+        </w:tc>
+        <w:tc>
+          <w:tcPr>
+            <w:tcW w:type="dxa" w:w="2200"/>
+            <w:tcMar>
+              <w:top w:type="dxa" w:w="60"/>
+              <w:left w:type="dxa" w:w="100"/>
+              <w:bottom w:type="dxa" w:w="60"/>
+              <w:right w:type="dxa" w:w="100"/>
+            </w:tcMar>
+            <w:vAlign w:val="top"/>
+          </w:tcPr>
+          <w:p>
+            <w:pPr>
+              <w:spacing w:after="0" w:before="0"/>
+            </w:pPr>
+            <w:r>
+              <w:rPr>
+                <w:i/>
+                <w:iCs/>
+                <w:color w:val="5E6E7E"/>
+                <w:sz w:val="18"/>
+                <w:szCs w:val="18"/>
+              </w:rPr>
+              <w:t xml:space="preserve">x = 3 is the solution of 6x = 18 because 6 × 3 = 18.</w:t>
+            </w:r>
+          </w:p>
+        </w:tc>
+      </w:tr>
+      <w:tr>
+        <w:trPr>
+          <w:cantSplit/>
+        </w:trPr>
+        <w:tc>
+          <w:tcPr>
+            <w:tcW w:type="dxa" w:w="1800"/>
+            <w:tcMar>
+              <w:top w:type="dxa" w:w="60"/>
+              <w:left w:type="dxa" w:w="100"/>
+              <w:bottom w:type="dxa" w:w="60"/>
+              <w:right w:type="dxa" w:w="100"/>
+            </w:tcMar>
+            <w:vAlign w:val="top"/>
+          </w:tcPr>
+          <w:p>
+            <w:pPr>
+              <w:spacing w:after="20" w:before="0"/>
+            </w:pPr>
+            <w:r>
+              <w:rPr>
+                <w:b/>
+                <w:bCs/>
+                <w:color w:val="0F2B3C"/>
+                <w:sz w:val="20"/>
+                <w:szCs w:val="20"/>
+              </w:rPr>
+              <w:t xml:space="preserve">Division Property of Equality</w:t>
+            </w:r>
+          </w:p>
+          <w:p>
+            <w:pPr>
+              <w:spacing w:after="0" w:before="0"/>
+            </w:pPr>
+            <w:r>
+              <w:rPr>
+                <w:i/>
+                <w:iCs/>
+                <w:color w:val="5E6E7E"/>
+                <w:sz w:val="18"/>
+                <w:szCs w:val="18"/>
+              </w:rPr>
+              <w:t xml:space="preserve">Propiedad de división de la igualdad</w:t>
+            </w:r>
+          </w:p>
+        </w:tc>
+        <w:tc>
+          <w:tcPr>
+            <w:tcW w:type="dxa" w:w="3160"/>
+            <w:tcMar>
+              <w:top w:type="dxa" w:w="60"/>
+              <w:left w:type="dxa" w:w="100"/>
+              <w:bottom w:type="dxa" w:w="60"/>
+              <w:right w:type="dxa" w:w="100"/>
+            </w:tcMar>
+            <w:vAlign w:val="top"/>
+          </w:tcPr>
+          <w:p>
+            <w:pPr>
+              <w:spacing w:after="0" w:before="0"/>
+            </w:pPr>
+            <w:r>
+              <w:rPr>
+                <w:sz w:val="19"/>
+                <w:szCs w:val="19"/>
+              </w:rPr>
+              <w:t xml:space="preserve">Dividing both sides by the same nonzero number keeps an equation balanced.</w:t>
+            </w:r>
+          </w:p>
+        </w:tc>
+        <w:tc>
+          <w:tcPr>
+            <w:tcW w:type="dxa" w:w="2200"/>
+            <w:tcMar>
+              <w:top w:type="dxa" w:w="60"/>
+              <w:left w:type="dxa" w:w="100"/>
+              <w:bottom w:type="dxa" w:w="60"/>
+              <w:right w:type="dxa" w:w="100"/>
+            </w:tcMar>
+            <w:vAlign w:val="top"/>
+          </w:tcPr>
+          <w:p>
+            <w:pPr>
+              <w:spacing w:after="30" w:before="0"/>
+            </w:pPr>
+            <w:r>
+              <w:rPr>
+                <w:i/>
+                <w:iCs/>
+                <w:color w:val="5E6E7E"/>
+                <w:sz w:val="18"/>
+                <w:szCs w:val="18"/>
+              </w:rPr>
+              <w:t xml:space="preserve">Not Division Property of Equality: write a counter-example that does not fit the rule.</w:t>
+            </w:r>
+          </w:p>
+          <w:p>
+            <w:pPr>
+              <w:spacing w:after="50" w:before="0"/>
+            </w:pPr>
+            <w:r>
+              <w:rPr>
+                <w:color w:val="BBBBBB"/>
+                <w:sz w:val="18"/>
+                <w:szCs w:val="18"/>
+              </w:rPr>
+              <w:t xml:space="preserve">____________________________</w:t>
+            </w:r>
+          </w:p>
+        </w:tc>
+        <w:tc>
+          <w:tcPr>
+            <w:tcW w:type="dxa" w:w="2200"/>
+            <w:tcMar>
+              <w:top w:type="dxa" w:w="60"/>
+              <w:left w:type="dxa" w:w="100"/>
+              <w:bottom w:type="dxa" w:w="60"/>
+              <w:right w:type="dxa" w:w="100"/>
+            </w:tcMar>
+            <w:vAlign w:val="top"/>
+          </w:tcPr>
+          <w:p>
+            <w:pPr>
+              <w:spacing w:after="0" w:before="0"/>
+            </w:pPr>
+            <w:r>
+              <w:rPr>
+                <w:i/>
+                <w:iCs/>
+                <w:color w:val="5E6E7E"/>
+                <w:sz w:val="18"/>
+                <w:szCs w:val="18"/>
+              </w:rPr>
+              <w:t xml:space="preserve">Both sides ÷ 3</w:t>
+            </w:r>
+          </w:p>
+        </w:tc>
+      </w:tr>
+      <w:tr>
+        <w:trPr>
+          <w:cantSplit/>
+        </w:trPr>
+        <w:tc>
+          <w:tcPr>
+            <w:tcW w:type="dxa" w:w="1800"/>
+            <w:tcMar>
+              <w:top w:type="dxa" w:w="60"/>
+              <w:left w:type="dxa" w:w="100"/>
+              <w:bottom w:type="dxa" w:w="60"/>
+              <w:right w:type="dxa" w:w="100"/>
+            </w:tcMar>
+            <w:vAlign w:val="top"/>
+          </w:tcPr>
+          <w:p>
+            <w:pPr>
+              <w:spacing w:after="20" w:before="0"/>
+            </w:pPr>
+            <w:r>
+              <w:rPr>
+                <w:b/>
+                <w:bCs/>
+                <w:color w:val="0F2B3C"/>
+                <w:sz w:val="20"/>
+                <w:szCs w:val="20"/>
+              </w:rPr>
+              <w:t xml:space="preserve">Multiplication Property of Equality</w:t>
+            </w:r>
+          </w:p>
+          <w:p>
+            <w:pPr>
+              <w:spacing w:after="0" w:before="0"/>
+            </w:pPr>
+            <w:r>
+              <w:rPr>
+                <w:i/>
+                <w:iCs/>
+                <w:color w:val="5E6E7E"/>
+                <w:sz w:val="18"/>
+                <w:szCs w:val="18"/>
+              </w:rPr>
+              <w:t xml:space="preserve">Propiedad de multiplicación de la igualdad</w:t>
+            </w:r>
+          </w:p>
+        </w:tc>
+        <w:tc>
+          <w:tcPr>
+            <w:tcW w:type="dxa" w:w="3160"/>
+            <w:tcMar>
+              <w:top w:type="dxa" w:w="60"/>
+              <w:left w:type="dxa" w:w="100"/>
+              <w:bottom w:type="dxa" w:w="60"/>
+              <w:right w:type="dxa" w:w="100"/>
+            </w:tcMar>
+            <w:vAlign w:val="top"/>
+          </w:tcPr>
+          <w:p>
+            <w:pPr>
+              <w:spacing w:after="0" w:before="0"/>
+            </w:pPr>
+            <w:r>
+              <w:rPr>
+                <w:sz w:val="19"/>
+                <w:szCs w:val="19"/>
+              </w:rPr>
+              <w:t xml:space="preserve">Multiplying both sides by the same number keeps an equation balanced.</w:t>
+            </w:r>
+          </w:p>
+        </w:tc>
+        <w:tc>
+          <w:tcPr>
+            <w:tcW w:type="dxa" w:w="2200"/>
+            <w:tcMar>
+              <w:top w:type="dxa" w:w="60"/>
+              <w:left w:type="dxa" w:w="100"/>
+              <w:bottom w:type="dxa" w:w="60"/>
+              <w:right w:type="dxa" w:w="100"/>
+            </w:tcMar>
+            <w:vAlign w:val="top"/>
+          </w:tcPr>
+          <w:p>
+            <w:pPr>
+              <w:spacing w:after="30" w:before="0"/>
+            </w:pPr>
+            <w:r>
+              <w:rPr>
+                <w:i/>
+                <w:iCs/>
+                <w:color w:val="5E6E7E"/>
+                <w:sz w:val="18"/>
+                <w:szCs w:val="18"/>
+              </w:rPr>
+              <w:t xml:space="preserve">Not Multiplication Property of Equality: write a counter-example that does not fit the rule.</w:t>
+            </w:r>
+          </w:p>
+          <w:p>
+            <w:pPr>
+              <w:spacing w:after="50" w:before="0"/>
+            </w:pPr>
+            <w:r>
+              <w:rPr>
+                <w:color w:val="BBBBBB"/>
+                <w:sz w:val="18"/>
+                <w:szCs w:val="18"/>
+              </w:rPr>
+              <w:t xml:space="preserve">____________________________</w:t>
+            </w:r>
+          </w:p>
+        </w:tc>
+        <w:tc>
+          <w:tcPr>
+            <w:tcW w:type="dxa" w:w="2200"/>
+            <w:tcMar>
+              <w:top w:type="dxa" w:w="60"/>
+              <w:left w:type="dxa" w:w="100"/>
+              <w:bottom w:type="dxa" w:w="60"/>
+              <w:right w:type="dxa" w:w="100"/>
+            </w:tcMar>
+            <w:vAlign w:val="top"/>
+          </w:tcPr>
+          <w:p>
+            <w:pPr>
+              <w:spacing w:after="0" w:before="0"/>
+            </w:pPr>
+            <w:r>
+              <w:rPr>
+                <w:i/>
+                <w:iCs/>
+                <w:color w:val="5E6E7E"/>
+                <w:sz w:val="18"/>
+                <w:szCs w:val="18"/>
+              </w:rPr>
+              <w:t xml:space="preserve">Both sides × 4</w:t>
+            </w:r>
+          </w:p>
+        </w:tc>
+      </w:tr>
+    </w:tbl>
+    <w:p>
+      <w:pPr>
+        <w:spacing w:after="120" w:before="140"/>
       </w:pPr>
       <w:r>
         <w:rPr>
@@ -127,73 +1517,922 @@
         <w:t xml:space="preserve">Find the missing factor step by step.</w:t>
       </w:r>
     </w:p>
-    <w:p>
-      <w:pPr>
-        <w:spacing w:after="40" w:before="0"/>
-      </w:pPr>
-      <w:r>
-        <w:rPr>
-          <w:sz w:val="22"/>
-          <w:szCs w:val="22"/>
-        </w:rPr>
-        <w:t xml:space="preserve">1.  What goes in the box? 2 × □ = 6</w:t>
-      </w:r>
-    </w:p>
-    <w:p>
-      <w:pPr>
-        <w:spacing w:after="80" w:before="0"/>
-      </w:pPr>
-      <w:r>
-        <w:rPr>
-          <w:color w:val="BBBBBB"/>
-        </w:rPr>
-        <w:t xml:space="preserve">____________________________________________________</w:t>
-      </w:r>
-    </w:p>
-    <w:p>
-      <w:pPr>
-        <w:spacing w:after="40" w:before="0"/>
-      </w:pPr>
-      <w:r>
-        <w:rPr>
-          <w:sz w:val="22"/>
-          <w:szCs w:val="22"/>
-        </w:rPr>
-        <w:t xml:space="preserve">2.  What goes in the box? □ ÷ 2 = 4</w:t>
-      </w:r>
-    </w:p>
-    <w:p>
-      <w:pPr>
-        <w:spacing w:after="80" w:before="0"/>
-      </w:pPr>
-      <w:r>
-        <w:rPr>
-          <w:color w:val="BBBBBB"/>
-        </w:rPr>
-        <w:t xml:space="preserve">____________________________________________________</w:t>
-      </w:r>
-    </w:p>
-    <w:p>
-      <w:pPr>
-        <w:spacing w:after="40" w:before="0"/>
-      </w:pPr>
-      <w:r>
-        <w:rPr>
-          <w:sz w:val="22"/>
-          <w:szCs w:val="22"/>
-        </w:rPr>
-        <w:t xml:space="preserve">3.  Complete the fact family: 4 × 3 = 12, so 12 ÷ 3 = ___</w:t>
-      </w:r>
-    </w:p>
-    <w:p>
-      <w:pPr>
-        <w:spacing w:after="80" w:before="0"/>
-      </w:pPr>
-      <w:r>
-        <w:rPr>
-          <w:color w:val="BBBBBB"/>
-        </w:rPr>
-        <w:t xml:space="preserve">____________________________________________________</w:t>
+    <w:tbl>
+      <w:tblPr>
+        <w:tblW w:type="dxa" w:w="9360"/>
+        <w:tblBorders>
+          <w:top w:val="single" w:color="C7D2DD" w:sz="6"/>
+          <w:left w:val="single" w:color="C7D2DD" w:sz="6"/>
+          <w:bottom w:val="single" w:color="C7D2DD" w:sz="6"/>
+          <w:right w:val="single" w:color="C7D2DD" w:sz="6"/>
+          <w:insideH w:val="single" w:color="C7D2DD" w:sz="6"/>
+          <w:insideV w:val="single" w:color="C7D2DD" w:sz="6"/>
+        </w:tblBorders>
+      </w:tblPr>
+      <w:tblGrid>
+        <w:gridCol w:w="2800"/>
+        <w:gridCol w:w="3560"/>
+        <w:gridCol w:w="3000"/>
+      </w:tblGrid>
+      <w:tr>
+        <w:trPr>
+          <w:cantSplit/>
+          <w:tblHeader/>
+        </w:trPr>
+        <w:tc>
+          <w:tcPr>
+            <w:tcW w:type="dxa" w:w="2800"/>
+            <w:shd w:fill="EEF4F8" w:color="auto" w:val="clear"/>
+            <w:tcMar>
+              <w:top w:type="dxa" w:w="60"/>
+              <w:left w:type="dxa" w:w="100"/>
+              <w:bottom w:type="dxa" w:w="60"/>
+              <w:right w:type="dxa" w:w="100"/>
+            </w:tcMar>
+          </w:tcPr>
+          <w:p>
+            <w:pPr>
+              <w:spacing w:after="0" w:before="0"/>
+            </w:pPr>
+            <w:r>
+              <w:rPr>
+                <w:b/>
+                <w:bCs/>
+                <w:color w:val="0F2B3C"/>
+                <w:sz w:val="16"/>
+                <w:szCs w:val="16"/>
+              </w:rPr>
+              <w:t xml:space="preserve">CORE PROBLEM / GIVEN REPRESENTATION</w:t>
+            </w:r>
+          </w:p>
+        </w:tc>
+        <w:tc>
+          <w:tcPr>
+            <w:tcW w:type="dxa" w:w="3560"/>
+            <w:shd w:fill="EEF4F8" w:color="auto" w:val="clear"/>
+            <w:tcMar>
+              <w:top w:type="dxa" w:w="60"/>
+              <w:left w:type="dxa" w:w="100"/>
+              <w:bottom w:type="dxa" w:w="60"/>
+              <w:right w:type="dxa" w:w="100"/>
+            </w:tcMar>
+          </w:tcPr>
+          <w:p>
+            <w:pPr>
+              <w:spacing w:after="0" w:before="0"/>
+            </w:pPr>
+            <w:r>
+              <w:rPr>
+                <w:b/>
+                <w:bCs/>
+                <w:color w:val="0F2B3C"/>
+                <w:sz w:val="16"/>
+                <w:szCs w:val="16"/>
+              </w:rPr>
+              <w:t xml:space="preserve">WORKING SPACE / CALCULATION STEPS</w:t>
+            </w:r>
+          </w:p>
+        </w:tc>
+        <w:tc>
+          <w:tcPr>
+            <w:tcW w:type="dxa" w:w="3000"/>
+            <w:shd w:fill="FBF3E2" w:color="auto" w:val="clear"/>
+            <w:tcMar>
+              <w:top w:type="dxa" w:w="60"/>
+              <w:left w:type="dxa" w:w="100"/>
+              <w:bottom w:type="dxa" w:w="60"/>
+              <w:right w:type="dxa" w:w="100"/>
+            </w:tcMar>
+          </w:tcPr>
+          <w:p>
+            <w:pPr>
+              <w:spacing w:after="0" w:before="0"/>
+            </w:pPr>
+            <w:r>
+              <w:rPr>
+                <w:b/>
+                <w:bCs/>
+                <w:color w:val="7A5400"/>
+                <w:sz w:val="16"/>
+                <w:szCs w:val="16"/>
+              </w:rPr>
+              <w:t xml:space="preserve">EXPLAIN YOUR REASONING</w:t>
+            </w:r>
+          </w:p>
+        </w:tc>
+      </w:tr>
+      <w:tr>
+        <w:trPr>
+          <w:cantSplit/>
+        </w:trPr>
+        <w:tc>
+          <w:tcPr>
+            <w:tcW w:type="dxa" w:w="2800"/>
+            <w:tcMar>
+              <w:top w:type="dxa" w:w="80"/>
+              <w:left w:type="dxa" w:w="100"/>
+              <w:bottom w:type="dxa" w:w="80"/>
+              <w:right w:type="dxa" w:w="100"/>
+            </w:tcMar>
+            <w:vAlign w:val="top"/>
+          </w:tcPr>
+          <w:p>
+            <w:pPr>
+              <w:spacing w:after="40" w:before="0"/>
+            </w:pPr>
+            <w:r>
+              <w:rPr>
+                <w:b/>
+                <w:bCs/>
+                <w:color w:val="0F2B3C"/>
+                <w:sz w:val="20"/>
+                <w:szCs w:val="20"/>
+              </w:rPr>
+              <w:t xml:space="preserve">1.  What goes in the box? 2 × □ = 6</w:t>
+            </w:r>
+          </w:p>
+        </w:tc>
+        <w:tc>
+          <w:tcPr>
+            <w:tcW w:type="dxa" w:w="3560"/>
+            <w:tcMar>
+              <w:top w:type="dxa" w:w="80"/>
+              <w:left w:type="dxa" w:w="100"/>
+              <w:bottom w:type="dxa" w:w="80"/>
+              <w:right w:type="dxa" w:w="100"/>
+            </w:tcMar>
+            <w:vAlign w:val="top"/>
+          </w:tcPr>
+          <w:p>
+            <w:pPr>
+              <w:spacing w:after="50" w:before="0"/>
+            </w:pPr>
+            <w:r>
+              <w:rPr>
+                <w:color w:val="BBBBBB"/>
+                <w:sz w:val="18"/>
+                <w:szCs w:val="18"/>
+              </w:rPr>
+              <w:t xml:space="preserve">____________________________</w:t>
+            </w:r>
+          </w:p>
+          <w:p>
+            <w:pPr>
+              <w:spacing w:after="50" w:before="0"/>
+            </w:pPr>
+            <w:r>
+              <w:rPr>
+                <w:color w:val="BBBBBB"/>
+                <w:sz w:val="18"/>
+                <w:szCs w:val="18"/>
+              </w:rPr>
+              <w:t xml:space="preserve">____________________________</w:t>
+            </w:r>
+          </w:p>
+          <w:p>
+            <w:pPr>
+              <w:spacing w:after="50" w:before="0"/>
+            </w:pPr>
+            <w:r>
+              <w:rPr>
+                <w:color w:val="BBBBBB"/>
+                <w:sz w:val="18"/>
+                <w:szCs w:val="18"/>
+              </w:rPr>
+              <w:t xml:space="preserve">____________________________</w:t>
+            </w:r>
+          </w:p>
+          <w:p>
+            <w:pPr>
+              <w:spacing w:after="50" w:before="0"/>
+            </w:pPr>
+            <w:r>
+              <w:rPr>
+                <w:color w:val="BBBBBB"/>
+                <w:sz w:val="18"/>
+                <w:szCs w:val="18"/>
+              </w:rPr>
+              <w:t xml:space="preserve">____________________________</w:t>
+            </w:r>
+          </w:p>
+        </w:tc>
+        <w:tc>
+          <w:tcPr>
+            <w:tcW w:type="dxa" w:w="3000"/>
+            <w:shd w:fill="FBF3E2" w:color="auto" w:val="clear"/>
+            <w:tcMar>
+              <w:top w:type="dxa" w:w="80"/>
+              <w:left w:type="dxa" w:w="100"/>
+              <w:bottom w:type="dxa" w:w="80"/>
+              <w:right w:type="dxa" w:w="100"/>
+            </w:tcMar>
+            <w:vAlign w:val="top"/>
+          </w:tcPr>
+          <w:p>
+            <w:pPr>
+              <w:spacing w:after="30" w:before="0"/>
+            </w:pPr>
+            <w:r>
+              <w:rPr>
+                <w:b/>
+                <w:bCs/>
+                <w:color w:val="0F2B3C"/>
+                <w:sz w:val="18"/>
+                <w:szCs w:val="18"/>
+              </w:rPr>
+              <w:t xml:space="preserve">Because... ________________</w:t>
+            </w:r>
+          </w:p>
+          <w:p>
+            <w:pPr>
+              <w:spacing w:after="50" w:before="0"/>
+            </w:pPr>
+            <w:r>
+              <w:rPr>
+                <w:color w:val="BBBBBB"/>
+                <w:sz w:val="18"/>
+                <w:szCs w:val="18"/>
+              </w:rPr>
+              <w:t xml:space="preserve">____________________________</w:t>
+            </w:r>
+          </w:p>
+          <w:p>
+            <w:pPr>
+              <w:spacing w:after="30" w:before="40"/>
+            </w:pPr>
+            <w:r>
+              <w:rPr>
+                <w:b/>
+                <w:bCs/>
+                <w:color w:val="1A6FB5"/>
+                <w:sz w:val="18"/>
+                <w:szCs w:val="18"/>
+              </w:rPr>
+              <w:t xml:space="preserve">Although... _______________</w:t>
+            </w:r>
+          </w:p>
+          <w:p>
+            <w:pPr>
+              <w:spacing w:after="50" w:before="0"/>
+            </w:pPr>
+            <w:r>
+              <w:rPr>
+                <w:color w:val="BBBBBB"/>
+                <w:sz w:val="18"/>
+                <w:szCs w:val="18"/>
+              </w:rPr>
+              <w:t xml:space="preserve">____________________________</w:t>
+            </w:r>
+          </w:p>
+          <w:p>
+            <w:pPr>
+              <w:spacing w:after="30" w:before="40"/>
+            </w:pPr>
+            <w:r>
+              <w:rPr>
+                <w:b/>
+                <w:bCs/>
+                <w:color w:val="7A5400"/>
+                <w:sz w:val="18"/>
+                <w:szCs w:val="18"/>
+              </w:rPr>
+              <w:t xml:space="preserve">Therefore... ______________</w:t>
+            </w:r>
+          </w:p>
+          <w:p>
+            <w:pPr>
+              <w:spacing w:after="50" w:before="0"/>
+            </w:pPr>
+            <w:r>
+              <w:rPr>
+                <w:color w:val="BBBBBB"/>
+                <w:sz w:val="18"/>
+                <w:szCs w:val="18"/>
+              </w:rPr>
+              <w:t xml:space="preserve">____________________________</w:t>
+            </w:r>
+          </w:p>
+        </w:tc>
+      </w:tr>
+    </w:tbl>
+    <w:p>
+      <w:pPr>
+        <w:spacing w:after="60" w:before="0"/>
+      </w:pPr>
+      <w:r>
+        <w:t xml:space="preserve"/>
+      </w:r>
+    </w:p>
+    <w:tbl>
+      <w:tblPr>
+        <w:tblW w:type="dxa" w:w="9360"/>
+        <w:tblBorders>
+          <w:top w:val="single" w:color="C7D2DD" w:sz="6"/>
+          <w:left w:val="single" w:color="C7D2DD" w:sz="6"/>
+          <w:bottom w:val="single" w:color="C7D2DD" w:sz="6"/>
+          <w:right w:val="single" w:color="C7D2DD" w:sz="6"/>
+          <w:insideH w:val="single" w:color="C7D2DD" w:sz="6"/>
+          <w:insideV w:val="single" w:color="C7D2DD" w:sz="6"/>
+        </w:tblBorders>
+      </w:tblPr>
+      <w:tblGrid>
+        <w:gridCol w:w="2800"/>
+        <w:gridCol w:w="3560"/>
+        <w:gridCol w:w="3000"/>
+      </w:tblGrid>
+      <w:tr>
+        <w:trPr>
+          <w:cantSplit/>
+          <w:tblHeader/>
+        </w:trPr>
+        <w:tc>
+          <w:tcPr>
+            <w:tcW w:type="dxa" w:w="2800"/>
+            <w:shd w:fill="EEF4F8" w:color="auto" w:val="clear"/>
+            <w:tcMar>
+              <w:top w:type="dxa" w:w="60"/>
+              <w:left w:type="dxa" w:w="100"/>
+              <w:bottom w:type="dxa" w:w="60"/>
+              <w:right w:type="dxa" w:w="100"/>
+            </w:tcMar>
+          </w:tcPr>
+          <w:p>
+            <w:pPr>
+              <w:spacing w:after="0" w:before="0"/>
+            </w:pPr>
+            <w:r>
+              <w:rPr>
+                <w:b/>
+                <w:bCs/>
+                <w:color w:val="0F2B3C"/>
+                <w:sz w:val="16"/>
+                <w:szCs w:val="16"/>
+              </w:rPr>
+              <w:t xml:space="preserve">CORE PROBLEM / GIVEN REPRESENTATION</w:t>
+            </w:r>
+          </w:p>
+        </w:tc>
+        <w:tc>
+          <w:tcPr>
+            <w:tcW w:type="dxa" w:w="3560"/>
+            <w:shd w:fill="EEF4F8" w:color="auto" w:val="clear"/>
+            <w:tcMar>
+              <w:top w:type="dxa" w:w="60"/>
+              <w:left w:type="dxa" w:w="100"/>
+              <w:bottom w:type="dxa" w:w="60"/>
+              <w:right w:type="dxa" w:w="100"/>
+            </w:tcMar>
+          </w:tcPr>
+          <w:p>
+            <w:pPr>
+              <w:spacing w:after="0" w:before="0"/>
+            </w:pPr>
+            <w:r>
+              <w:rPr>
+                <w:b/>
+                <w:bCs/>
+                <w:color w:val="0F2B3C"/>
+                <w:sz w:val="16"/>
+                <w:szCs w:val="16"/>
+              </w:rPr>
+              <w:t xml:space="preserve">WORKING SPACE / CALCULATION STEPS</w:t>
+            </w:r>
+          </w:p>
+        </w:tc>
+        <w:tc>
+          <w:tcPr>
+            <w:tcW w:type="dxa" w:w="3000"/>
+            <w:shd w:fill="FBF3E2" w:color="auto" w:val="clear"/>
+            <w:tcMar>
+              <w:top w:type="dxa" w:w="60"/>
+              <w:left w:type="dxa" w:w="100"/>
+              <w:bottom w:type="dxa" w:w="60"/>
+              <w:right w:type="dxa" w:w="100"/>
+            </w:tcMar>
+          </w:tcPr>
+          <w:p>
+            <w:pPr>
+              <w:spacing w:after="0" w:before="0"/>
+            </w:pPr>
+            <w:r>
+              <w:rPr>
+                <w:b/>
+                <w:bCs/>
+                <w:color w:val="7A5400"/>
+                <w:sz w:val="16"/>
+                <w:szCs w:val="16"/>
+              </w:rPr>
+              <w:t xml:space="preserve">EXPLAIN YOUR REASONING</w:t>
+            </w:r>
+          </w:p>
+        </w:tc>
+      </w:tr>
+      <w:tr>
+        <w:trPr>
+          <w:cantSplit/>
+        </w:trPr>
+        <w:tc>
+          <w:tcPr>
+            <w:tcW w:type="dxa" w:w="2800"/>
+            <w:tcMar>
+              <w:top w:type="dxa" w:w="80"/>
+              <w:left w:type="dxa" w:w="100"/>
+              <w:bottom w:type="dxa" w:w="80"/>
+              <w:right w:type="dxa" w:w="100"/>
+            </w:tcMar>
+            <w:vAlign w:val="top"/>
+          </w:tcPr>
+          <w:p>
+            <w:pPr>
+              <w:spacing w:after="40" w:before="0"/>
+            </w:pPr>
+            <w:r>
+              <w:rPr>
+                <w:b/>
+                <w:bCs/>
+                <w:color w:val="0F2B3C"/>
+                <w:sz w:val="20"/>
+                <w:szCs w:val="20"/>
+              </w:rPr>
+              <w:t xml:space="preserve">2.  What goes in the box? □ ÷ 2 = 4</w:t>
+            </w:r>
+          </w:p>
+        </w:tc>
+        <w:tc>
+          <w:tcPr>
+            <w:tcW w:type="dxa" w:w="3560"/>
+            <w:tcMar>
+              <w:top w:type="dxa" w:w="80"/>
+              <w:left w:type="dxa" w:w="100"/>
+              <w:bottom w:type="dxa" w:w="80"/>
+              <w:right w:type="dxa" w:w="100"/>
+            </w:tcMar>
+            <w:vAlign w:val="top"/>
+          </w:tcPr>
+          <w:p>
+            <w:pPr>
+              <w:spacing w:after="50" w:before="0"/>
+            </w:pPr>
+            <w:r>
+              <w:rPr>
+                <w:color w:val="BBBBBB"/>
+                <w:sz w:val="18"/>
+                <w:szCs w:val="18"/>
+              </w:rPr>
+              <w:t xml:space="preserve">____________________________</w:t>
+            </w:r>
+          </w:p>
+          <w:p>
+            <w:pPr>
+              <w:spacing w:after="50" w:before="0"/>
+            </w:pPr>
+            <w:r>
+              <w:rPr>
+                <w:color w:val="BBBBBB"/>
+                <w:sz w:val="18"/>
+                <w:szCs w:val="18"/>
+              </w:rPr>
+              <w:t xml:space="preserve">____________________________</w:t>
+            </w:r>
+          </w:p>
+          <w:p>
+            <w:pPr>
+              <w:spacing w:after="50" w:before="0"/>
+            </w:pPr>
+            <w:r>
+              <w:rPr>
+                <w:color w:val="BBBBBB"/>
+                <w:sz w:val="18"/>
+                <w:szCs w:val="18"/>
+              </w:rPr>
+              <w:t xml:space="preserve">____________________________</w:t>
+            </w:r>
+          </w:p>
+          <w:p>
+            <w:pPr>
+              <w:spacing w:after="50" w:before="0"/>
+            </w:pPr>
+            <w:r>
+              <w:rPr>
+                <w:color w:val="BBBBBB"/>
+                <w:sz w:val="18"/>
+                <w:szCs w:val="18"/>
+              </w:rPr>
+              <w:t xml:space="preserve">____________________________</w:t>
+            </w:r>
+          </w:p>
+        </w:tc>
+        <w:tc>
+          <w:tcPr>
+            <w:tcW w:type="dxa" w:w="3000"/>
+            <w:shd w:fill="FBF3E2" w:color="auto" w:val="clear"/>
+            <w:tcMar>
+              <w:top w:type="dxa" w:w="80"/>
+              <w:left w:type="dxa" w:w="100"/>
+              <w:bottom w:type="dxa" w:w="80"/>
+              <w:right w:type="dxa" w:w="100"/>
+            </w:tcMar>
+            <w:vAlign w:val="top"/>
+          </w:tcPr>
+          <w:p>
+            <w:pPr>
+              <w:spacing w:after="30" w:before="0"/>
+            </w:pPr>
+            <w:r>
+              <w:rPr>
+                <w:b/>
+                <w:bCs/>
+                <w:color w:val="0F2B3C"/>
+                <w:sz w:val="18"/>
+                <w:szCs w:val="18"/>
+              </w:rPr>
+              <w:t xml:space="preserve">Because... ________________</w:t>
+            </w:r>
+          </w:p>
+          <w:p>
+            <w:pPr>
+              <w:spacing w:after="50" w:before="0"/>
+            </w:pPr>
+            <w:r>
+              <w:rPr>
+                <w:color w:val="BBBBBB"/>
+                <w:sz w:val="18"/>
+                <w:szCs w:val="18"/>
+              </w:rPr>
+              <w:t xml:space="preserve">____________________________</w:t>
+            </w:r>
+          </w:p>
+          <w:p>
+            <w:pPr>
+              <w:spacing w:after="30" w:before="40"/>
+            </w:pPr>
+            <w:r>
+              <w:rPr>
+                <w:b/>
+                <w:bCs/>
+                <w:color w:val="1A6FB5"/>
+                <w:sz w:val="18"/>
+                <w:szCs w:val="18"/>
+              </w:rPr>
+              <w:t xml:space="preserve">Although... _______________</w:t>
+            </w:r>
+          </w:p>
+          <w:p>
+            <w:pPr>
+              <w:spacing w:after="50" w:before="0"/>
+            </w:pPr>
+            <w:r>
+              <w:rPr>
+                <w:color w:val="BBBBBB"/>
+                <w:sz w:val="18"/>
+                <w:szCs w:val="18"/>
+              </w:rPr>
+              <w:t xml:space="preserve">____________________________</w:t>
+            </w:r>
+          </w:p>
+          <w:p>
+            <w:pPr>
+              <w:spacing w:after="30" w:before="40"/>
+            </w:pPr>
+            <w:r>
+              <w:rPr>
+                <w:b/>
+                <w:bCs/>
+                <w:color w:val="7A5400"/>
+                <w:sz w:val="18"/>
+                <w:szCs w:val="18"/>
+              </w:rPr>
+              <w:t xml:space="preserve">Therefore... ______________</w:t>
+            </w:r>
+          </w:p>
+          <w:p>
+            <w:pPr>
+              <w:spacing w:after="50" w:before="0"/>
+            </w:pPr>
+            <w:r>
+              <w:rPr>
+                <w:color w:val="BBBBBB"/>
+                <w:sz w:val="18"/>
+                <w:szCs w:val="18"/>
+              </w:rPr>
+              <w:t xml:space="preserve">____________________________</w:t>
+            </w:r>
+          </w:p>
+        </w:tc>
+      </w:tr>
+    </w:tbl>
+    <w:p>
+      <w:pPr>
+        <w:spacing w:after="60" w:before="0"/>
+      </w:pPr>
+      <w:r>
+        <w:t xml:space="preserve"/>
+      </w:r>
+    </w:p>
+    <w:tbl>
+      <w:tblPr>
+        <w:tblW w:type="dxa" w:w="9360"/>
+        <w:tblBorders>
+          <w:top w:val="single" w:color="C7D2DD" w:sz="6"/>
+          <w:left w:val="single" w:color="C7D2DD" w:sz="6"/>
+          <w:bottom w:val="single" w:color="C7D2DD" w:sz="6"/>
+          <w:right w:val="single" w:color="C7D2DD" w:sz="6"/>
+          <w:insideH w:val="single" w:color="C7D2DD" w:sz="6"/>
+          <w:insideV w:val="single" w:color="C7D2DD" w:sz="6"/>
+        </w:tblBorders>
+      </w:tblPr>
+      <w:tblGrid>
+        <w:gridCol w:w="2800"/>
+        <w:gridCol w:w="3560"/>
+        <w:gridCol w:w="3000"/>
+      </w:tblGrid>
+      <w:tr>
+        <w:trPr>
+          <w:cantSplit/>
+          <w:tblHeader/>
+        </w:trPr>
+        <w:tc>
+          <w:tcPr>
+            <w:tcW w:type="dxa" w:w="2800"/>
+            <w:shd w:fill="EEF4F8" w:color="auto" w:val="clear"/>
+            <w:tcMar>
+              <w:top w:type="dxa" w:w="60"/>
+              <w:left w:type="dxa" w:w="100"/>
+              <w:bottom w:type="dxa" w:w="60"/>
+              <w:right w:type="dxa" w:w="100"/>
+            </w:tcMar>
+          </w:tcPr>
+          <w:p>
+            <w:pPr>
+              <w:spacing w:after="0" w:before="0"/>
+            </w:pPr>
+            <w:r>
+              <w:rPr>
+                <w:b/>
+                <w:bCs/>
+                <w:color w:val="0F2B3C"/>
+                <w:sz w:val="16"/>
+                <w:szCs w:val="16"/>
+              </w:rPr>
+              <w:t xml:space="preserve">CORE PROBLEM / GIVEN REPRESENTATION</w:t>
+            </w:r>
+          </w:p>
+        </w:tc>
+        <w:tc>
+          <w:tcPr>
+            <w:tcW w:type="dxa" w:w="3560"/>
+            <w:shd w:fill="EEF4F8" w:color="auto" w:val="clear"/>
+            <w:tcMar>
+              <w:top w:type="dxa" w:w="60"/>
+              <w:left w:type="dxa" w:w="100"/>
+              <w:bottom w:type="dxa" w:w="60"/>
+              <w:right w:type="dxa" w:w="100"/>
+            </w:tcMar>
+          </w:tcPr>
+          <w:p>
+            <w:pPr>
+              <w:spacing w:after="0" w:before="0"/>
+            </w:pPr>
+            <w:r>
+              <w:rPr>
+                <w:b/>
+                <w:bCs/>
+                <w:color w:val="0F2B3C"/>
+                <w:sz w:val="16"/>
+                <w:szCs w:val="16"/>
+              </w:rPr>
+              <w:t xml:space="preserve">WORKING SPACE / CALCULATION STEPS</w:t>
+            </w:r>
+          </w:p>
+        </w:tc>
+        <w:tc>
+          <w:tcPr>
+            <w:tcW w:type="dxa" w:w="3000"/>
+            <w:shd w:fill="FBF3E2" w:color="auto" w:val="clear"/>
+            <w:tcMar>
+              <w:top w:type="dxa" w:w="60"/>
+              <w:left w:type="dxa" w:w="100"/>
+              <w:bottom w:type="dxa" w:w="60"/>
+              <w:right w:type="dxa" w:w="100"/>
+            </w:tcMar>
+          </w:tcPr>
+          <w:p>
+            <w:pPr>
+              <w:spacing w:after="0" w:before="0"/>
+            </w:pPr>
+            <w:r>
+              <w:rPr>
+                <w:b/>
+                <w:bCs/>
+                <w:color w:val="7A5400"/>
+                <w:sz w:val="16"/>
+                <w:szCs w:val="16"/>
+              </w:rPr>
+              <w:t xml:space="preserve">EXPLAIN YOUR REASONING</w:t>
+            </w:r>
+          </w:p>
+        </w:tc>
+      </w:tr>
+      <w:tr>
+        <w:trPr>
+          <w:cantSplit/>
+        </w:trPr>
+        <w:tc>
+          <w:tcPr>
+            <w:tcW w:type="dxa" w:w="2800"/>
+            <w:tcMar>
+              <w:top w:type="dxa" w:w="80"/>
+              <w:left w:type="dxa" w:w="100"/>
+              <w:bottom w:type="dxa" w:w="80"/>
+              <w:right w:type="dxa" w:w="100"/>
+            </w:tcMar>
+            <w:vAlign w:val="top"/>
+          </w:tcPr>
+          <w:p>
+            <w:pPr>
+              <w:spacing w:after="40" w:before="0"/>
+            </w:pPr>
+            <w:r>
+              <w:rPr>
+                <w:b/>
+                <w:bCs/>
+                <w:color w:val="0F2B3C"/>
+                <w:sz w:val="20"/>
+                <w:szCs w:val="20"/>
+              </w:rPr>
+              <w:t xml:space="preserve">3.  Complete the fact family: 4 × 3 = 12, so 12 ÷ 3 = ___</w:t>
+            </w:r>
+          </w:p>
+        </w:tc>
+        <w:tc>
+          <w:tcPr>
+            <w:tcW w:type="dxa" w:w="3560"/>
+            <w:tcMar>
+              <w:top w:type="dxa" w:w="80"/>
+              <w:left w:type="dxa" w:w="100"/>
+              <w:bottom w:type="dxa" w:w="80"/>
+              <w:right w:type="dxa" w:w="100"/>
+            </w:tcMar>
+            <w:vAlign w:val="top"/>
+          </w:tcPr>
+          <w:p>
+            <w:pPr>
+              <w:spacing w:after="50" w:before="0"/>
+            </w:pPr>
+            <w:r>
+              <w:rPr>
+                <w:color w:val="BBBBBB"/>
+                <w:sz w:val="18"/>
+                <w:szCs w:val="18"/>
+              </w:rPr>
+              <w:t xml:space="preserve">____________________________</w:t>
+            </w:r>
+          </w:p>
+          <w:p>
+            <w:pPr>
+              <w:spacing w:after="50" w:before="0"/>
+            </w:pPr>
+            <w:r>
+              <w:rPr>
+                <w:color w:val="BBBBBB"/>
+                <w:sz w:val="18"/>
+                <w:szCs w:val="18"/>
+              </w:rPr>
+              <w:t xml:space="preserve">____________________________</w:t>
+            </w:r>
+          </w:p>
+          <w:p>
+            <w:pPr>
+              <w:spacing w:after="50" w:before="0"/>
+            </w:pPr>
+            <w:r>
+              <w:rPr>
+                <w:color w:val="BBBBBB"/>
+                <w:sz w:val="18"/>
+                <w:szCs w:val="18"/>
+              </w:rPr>
+              <w:t xml:space="preserve">____________________________</w:t>
+            </w:r>
+          </w:p>
+          <w:p>
+            <w:pPr>
+              <w:spacing w:after="50" w:before="0"/>
+            </w:pPr>
+            <w:r>
+              <w:rPr>
+                <w:color w:val="BBBBBB"/>
+                <w:sz w:val="18"/>
+                <w:szCs w:val="18"/>
+              </w:rPr>
+              <w:t xml:space="preserve">____________________________</w:t>
+            </w:r>
+          </w:p>
+        </w:tc>
+        <w:tc>
+          <w:tcPr>
+            <w:tcW w:type="dxa" w:w="3000"/>
+            <w:shd w:fill="FBF3E2" w:color="auto" w:val="clear"/>
+            <w:tcMar>
+              <w:top w:type="dxa" w:w="80"/>
+              <w:left w:type="dxa" w:w="100"/>
+              <w:bottom w:type="dxa" w:w="80"/>
+              <w:right w:type="dxa" w:w="100"/>
+            </w:tcMar>
+            <w:vAlign w:val="top"/>
+          </w:tcPr>
+          <w:p>
+            <w:pPr>
+              <w:spacing w:after="30" w:before="0"/>
+            </w:pPr>
+            <w:r>
+              <w:rPr>
+                <w:b/>
+                <w:bCs/>
+                <w:color w:val="0F2B3C"/>
+                <w:sz w:val="18"/>
+                <w:szCs w:val="18"/>
+              </w:rPr>
+              <w:t xml:space="preserve">Because... ________________</w:t>
+            </w:r>
+          </w:p>
+          <w:p>
+            <w:pPr>
+              <w:spacing w:after="50" w:before="0"/>
+            </w:pPr>
+            <w:r>
+              <w:rPr>
+                <w:color w:val="BBBBBB"/>
+                <w:sz w:val="18"/>
+                <w:szCs w:val="18"/>
+              </w:rPr>
+              <w:t xml:space="preserve">____________________________</w:t>
+            </w:r>
+          </w:p>
+          <w:p>
+            <w:pPr>
+              <w:spacing w:after="30" w:before="40"/>
+            </w:pPr>
+            <w:r>
+              <w:rPr>
+                <w:b/>
+                <w:bCs/>
+                <w:color w:val="1A6FB5"/>
+                <w:sz w:val="18"/>
+                <w:szCs w:val="18"/>
+              </w:rPr>
+              <w:t xml:space="preserve">Although... _______________</w:t>
+            </w:r>
+          </w:p>
+          <w:p>
+            <w:pPr>
+              <w:spacing w:after="50" w:before="0"/>
+            </w:pPr>
+            <w:r>
+              <w:rPr>
+                <w:color w:val="BBBBBB"/>
+                <w:sz w:val="18"/>
+                <w:szCs w:val="18"/>
+              </w:rPr>
+              <w:t xml:space="preserve">____________________________</w:t>
+            </w:r>
+          </w:p>
+          <w:p>
+            <w:pPr>
+              <w:spacing w:after="30" w:before="40"/>
+            </w:pPr>
+            <w:r>
+              <w:rPr>
+                <w:b/>
+                <w:bCs/>
+                <w:color w:val="7A5400"/>
+                <w:sz w:val="18"/>
+                <w:szCs w:val="18"/>
+              </w:rPr>
+              <w:t xml:space="preserve">Therefore... ______________</w:t>
+            </w:r>
+          </w:p>
+          <w:p>
+            <w:pPr>
+              <w:spacing w:after="50" w:before="0"/>
+            </w:pPr>
+            <w:r>
+              <w:rPr>
+                <w:color w:val="BBBBBB"/>
+                <w:sz w:val="18"/>
+                <w:szCs w:val="18"/>
+              </w:rPr>
+              <w:t xml:space="preserve">____________________________</w:t>
+            </w:r>
+          </w:p>
+        </w:tc>
+      </w:tr>
+    </w:tbl>
+    <w:p>
+      <w:pPr>
+        <w:spacing w:after="60" w:before="0"/>
+      </w:pPr>
+      <w:r>
+        <w:t xml:space="preserve"/>
       </w:r>
     </w:p>
     <w:p>
@@ -225,63 +2464,629 @@
         <w:t xml:space="preserve">Pick the inverse, then solve.</w:t>
       </w:r>
     </w:p>
-    <w:p>
-      <w:pPr>
-        <w:spacing w:after="40" w:before="0"/>
-      </w:pPr>
-      <w:r>
-        <w:rPr>
-          <w:sz w:val="22"/>
-          <w:szCs w:val="22"/>
-        </w:rPr>
-        <w:t xml:space="preserve">1.  To undo × 4, what do you do to both sides?</w:t>
-      </w:r>
-    </w:p>
-    <w:p>
-      <w:pPr>
-        <w:spacing w:after="40" w:before="0"/>
-      </w:pPr>
-      <w:r>
-        <w:rPr>
-          <w:color w:val="5E6E7E"/>
-          <w:sz w:val="20"/>
-          <w:szCs w:val="20"/>
-        </w:rPr>
-        <w:t xml:space="preserve">     choices: Multiply by 4   /   Divide by 4   /   Subtract 4</w:t>
-      </w:r>
-    </w:p>
-    <w:p>
-      <w:pPr>
-        <w:spacing w:after="80" w:before="0"/>
-      </w:pPr>
-      <w:r>
-        <w:rPr>
-          <w:color w:val="BBBBBB"/>
-        </w:rPr>
-        <w:t xml:space="preserve">____________________________________________________</w:t>
-      </w:r>
-    </w:p>
-    <w:p>
-      <w:pPr>
-        <w:spacing w:after="40" w:before="0"/>
-      </w:pPr>
-      <w:r>
-        <w:rPr>
-          <w:sz w:val="22"/>
-          <w:szCs w:val="22"/>
-        </w:rPr>
-        <w:t xml:space="preserve">2.  Solve: 4x = 12. What is x?</w:t>
-      </w:r>
-    </w:p>
-    <w:p>
-      <w:pPr>
-        <w:spacing w:after="80" w:before="0"/>
-      </w:pPr>
-      <w:r>
-        <w:rPr>
-          <w:color w:val="BBBBBB"/>
-        </w:rPr>
-        <w:t xml:space="preserve">____________________________________________________</w:t>
+    <w:tbl>
+      <w:tblPr>
+        <w:tblW w:type="dxa" w:w="9360"/>
+        <w:tblBorders>
+          <w:top w:val="single" w:color="C7D2DD" w:sz="6"/>
+          <w:left w:val="single" w:color="C7D2DD" w:sz="6"/>
+          <w:bottom w:val="single" w:color="C7D2DD" w:sz="6"/>
+          <w:right w:val="single" w:color="C7D2DD" w:sz="6"/>
+          <w:insideH w:val="single" w:color="C7D2DD" w:sz="6"/>
+          <w:insideV w:val="single" w:color="C7D2DD" w:sz="6"/>
+        </w:tblBorders>
+      </w:tblPr>
+      <w:tblGrid>
+        <w:gridCol w:w="2800"/>
+        <w:gridCol w:w="3560"/>
+        <w:gridCol w:w="3000"/>
+      </w:tblGrid>
+      <w:tr>
+        <w:trPr>
+          <w:cantSplit/>
+          <w:tblHeader/>
+        </w:trPr>
+        <w:tc>
+          <w:tcPr>
+            <w:tcW w:type="dxa" w:w="2800"/>
+            <w:shd w:fill="EEF4F8" w:color="auto" w:val="clear"/>
+            <w:tcMar>
+              <w:top w:type="dxa" w:w="60"/>
+              <w:left w:type="dxa" w:w="100"/>
+              <w:bottom w:type="dxa" w:w="60"/>
+              <w:right w:type="dxa" w:w="100"/>
+            </w:tcMar>
+          </w:tcPr>
+          <w:p>
+            <w:pPr>
+              <w:spacing w:after="0" w:before="0"/>
+            </w:pPr>
+            <w:r>
+              <w:rPr>
+                <w:b/>
+                <w:bCs/>
+                <w:color w:val="0F2B3C"/>
+                <w:sz w:val="16"/>
+                <w:szCs w:val="16"/>
+              </w:rPr>
+              <w:t xml:space="preserve">CORE PROBLEM / GIVEN REPRESENTATION</w:t>
+            </w:r>
+          </w:p>
+        </w:tc>
+        <w:tc>
+          <w:tcPr>
+            <w:tcW w:type="dxa" w:w="3560"/>
+            <w:shd w:fill="EEF4F8" w:color="auto" w:val="clear"/>
+            <w:tcMar>
+              <w:top w:type="dxa" w:w="60"/>
+              <w:left w:type="dxa" w:w="100"/>
+              <w:bottom w:type="dxa" w:w="60"/>
+              <w:right w:type="dxa" w:w="100"/>
+            </w:tcMar>
+          </w:tcPr>
+          <w:p>
+            <w:pPr>
+              <w:spacing w:after="0" w:before="0"/>
+            </w:pPr>
+            <w:r>
+              <w:rPr>
+                <w:b/>
+                <w:bCs/>
+                <w:color w:val="0F2B3C"/>
+                <w:sz w:val="16"/>
+                <w:szCs w:val="16"/>
+              </w:rPr>
+              <w:t xml:space="preserve">WORKING SPACE / CALCULATION STEPS</w:t>
+            </w:r>
+          </w:p>
+        </w:tc>
+        <w:tc>
+          <w:tcPr>
+            <w:tcW w:type="dxa" w:w="3000"/>
+            <w:shd w:fill="FBF3E2" w:color="auto" w:val="clear"/>
+            <w:tcMar>
+              <w:top w:type="dxa" w:w="60"/>
+              <w:left w:type="dxa" w:w="100"/>
+              <w:bottom w:type="dxa" w:w="60"/>
+              <w:right w:type="dxa" w:w="100"/>
+            </w:tcMar>
+          </w:tcPr>
+          <w:p>
+            <w:pPr>
+              <w:spacing w:after="0" w:before="0"/>
+            </w:pPr>
+            <w:r>
+              <w:rPr>
+                <w:b/>
+                <w:bCs/>
+                <w:color w:val="7A5400"/>
+                <w:sz w:val="16"/>
+                <w:szCs w:val="16"/>
+              </w:rPr>
+              <w:t xml:space="preserve">EXPLAIN YOUR REASONING</w:t>
+            </w:r>
+          </w:p>
+        </w:tc>
+      </w:tr>
+      <w:tr>
+        <w:trPr>
+          <w:cantSplit/>
+        </w:trPr>
+        <w:tc>
+          <w:tcPr>
+            <w:tcW w:type="dxa" w:w="2800"/>
+            <w:tcMar>
+              <w:top w:type="dxa" w:w="80"/>
+              <w:left w:type="dxa" w:w="100"/>
+              <w:bottom w:type="dxa" w:w="80"/>
+              <w:right w:type="dxa" w:w="100"/>
+            </w:tcMar>
+            <w:vAlign w:val="top"/>
+          </w:tcPr>
+          <w:p>
+            <w:pPr>
+              <w:spacing w:after="40" w:before="0"/>
+            </w:pPr>
+            <w:r>
+              <w:rPr>
+                <w:b/>
+                <w:bCs/>
+                <w:color w:val="0F2B3C"/>
+                <w:sz w:val="20"/>
+                <w:szCs w:val="20"/>
+              </w:rPr>
+              <w:t xml:space="preserve">1.  To undo × 4, what do you do to both sides?</w:t>
+            </w:r>
+          </w:p>
+          <w:p>
+            <w:pPr>
+              <w:spacing w:after="0" w:before="0"/>
+            </w:pPr>
+            <w:r>
+              <w:rPr>
+                <w:color w:val="5E6E7E"/>
+                <w:sz w:val="18"/>
+                <w:szCs w:val="18"/>
+              </w:rPr>
+              <w:t xml:space="preserve">Choices: Multiply by 4   /   Divide by 4   /   Subtract 4</w:t>
+            </w:r>
+          </w:p>
+        </w:tc>
+        <w:tc>
+          <w:tcPr>
+            <w:tcW w:type="dxa" w:w="3560"/>
+            <w:tcMar>
+              <w:top w:type="dxa" w:w="80"/>
+              <w:left w:type="dxa" w:w="100"/>
+              <w:bottom w:type="dxa" w:w="80"/>
+              <w:right w:type="dxa" w:w="100"/>
+            </w:tcMar>
+            <w:vAlign w:val="top"/>
+          </w:tcPr>
+          <w:p>
+            <w:pPr>
+              <w:spacing w:after="50" w:before="0"/>
+            </w:pPr>
+            <w:r>
+              <w:rPr>
+                <w:color w:val="BBBBBB"/>
+                <w:sz w:val="18"/>
+                <w:szCs w:val="18"/>
+              </w:rPr>
+              <w:t xml:space="preserve">____________________________</w:t>
+            </w:r>
+          </w:p>
+          <w:p>
+            <w:pPr>
+              <w:spacing w:after="50" w:before="0"/>
+            </w:pPr>
+            <w:r>
+              <w:rPr>
+                <w:color w:val="BBBBBB"/>
+                <w:sz w:val="18"/>
+                <w:szCs w:val="18"/>
+              </w:rPr>
+              <w:t xml:space="preserve">____________________________</w:t>
+            </w:r>
+          </w:p>
+          <w:p>
+            <w:pPr>
+              <w:spacing w:after="50" w:before="0"/>
+            </w:pPr>
+            <w:r>
+              <w:rPr>
+                <w:color w:val="BBBBBB"/>
+                <w:sz w:val="18"/>
+                <w:szCs w:val="18"/>
+              </w:rPr>
+              <w:t xml:space="preserve">____________________________</w:t>
+            </w:r>
+          </w:p>
+          <w:p>
+            <w:pPr>
+              <w:spacing w:after="50" w:before="0"/>
+            </w:pPr>
+            <w:r>
+              <w:rPr>
+                <w:color w:val="BBBBBB"/>
+                <w:sz w:val="18"/>
+                <w:szCs w:val="18"/>
+              </w:rPr>
+              <w:t xml:space="preserve">____________________________</w:t>
+            </w:r>
+          </w:p>
+        </w:tc>
+        <w:tc>
+          <w:tcPr>
+            <w:tcW w:type="dxa" w:w="3000"/>
+            <w:shd w:fill="FBF3E2" w:color="auto" w:val="clear"/>
+            <w:tcMar>
+              <w:top w:type="dxa" w:w="80"/>
+              <w:left w:type="dxa" w:w="100"/>
+              <w:bottom w:type="dxa" w:w="80"/>
+              <w:right w:type="dxa" w:w="100"/>
+            </w:tcMar>
+            <w:vAlign w:val="top"/>
+          </w:tcPr>
+          <w:p>
+            <w:pPr>
+              <w:spacing w:after="30" w:before="0"/>
+            </w:pPr>
+            <w:r>
+              <w:rPr>
+                <w:b/>
+                <w:bCs/>
+                <w:color w:val="0F2B3C"/>
+                <w:sz w:val="18"/>
+                <w:szCs w:val="18"/>
+              </w:rPr>
+              <w:t xml:space="preserve">Because... ________________</w:t>
+            </w:r>
+          </w:p>
+          <w:p>
+            <w:pPr>
+              <w:spacing w:after="50" w:before="0"/>
+            </w:pPr>
+            <w:r>
+              <w:rPr>
+                <w:color w:val="BBBBBB"/>
+                <w:sz w:val="18"/>
+                <w:szCs w:val="18"/>
+              </w:rPr>
+              <w:t xml:space="preserve">____________________________</w:t>
+            </w:r>
+          </w:p>
+          <w:p>
+            <w:pPr>
+              <w:spacing w:after="30" w:before="40"/>
+            </w:pPr>
+            <w:r>
+              <w:rPr>
+                <w:b/>
+                <w:bCs/>
+                <w:color w:val="1A6FB5"/>
+                <w:sz w:val="18"/>
+                <w:szCs w:val="18"/>
+              </w:rPr>
+              <w:t xml:space="preserve">Although... _______________</w:t>
+            </w:r>
+          </w:p>
+          <w:p>
+            <w:pPr>
+              <w:spacing w:after="50" w:before="0"/>
+            </w:pPr>
+            <w:r>
+              <w:rPr>
+                <w:color w:val="BBBBBB"/>
+                <w:sz w:val="18"/>
+                <w:szCs w:val="18"/>
+              </w:rPr>
+              <w:t xml:space="preserve">____________________________</w:t>
+            </w:r>
+          </w:p>
+          <w:p>
+            <w:pPr>
+              <w:spacing w:after="30" w:before="40"/>
+            </w:pPr>
+            <w:r>
+              <w:rPr>
+                <w:b/>
+                <w:bCs/>
+                <w:color w:val="7A5400"/>
+                <w:sz w:val="18"/>
+                <w:szCs w:val="18"/>
+              </w:rPr>
+              <w:t xml:space="preserve">Therefore... ______________</w:t>
+            </w:r>
+          </w:p>
+          <w:p>
+            <w:pPr>
+              <w:spacing w:after="50" w:before="0"/>
+            </w:pPr>
+            <w:r>
+              <w:rPr>
+                <w:color w:val="BBBBBB"/>
+                <w:sz w:val="18"/>
+                <w:szCs w:val="18"/>
+              </w:rPr>
+              <w:t xml:space="preserve">____________________________</w:t>
+            </w:r>
+          </w:p>
+        </w:tc>
+      </w:tr>
+    </w:tbl>
+    <w:p>
+      <w:pPr>
+        <w:spacing w:after="60" w:before="0"/>
+      </w:pPr>
+      <w:r>
+        <w:t xml:space="preserve"/>
+      </w:r>
+    </w:p>
+    <w:tbl>
+      <w:tblPr>
+        <w:tblW w:type="dxa" w:w="9360"/>
+        <w:tblBorders>
+          <w:top w:val="single" w:color="C7D2DD" w:sz="6"/>
+          <w:left w:val="single" w:color="C7D2DD" w:sz="6"/>
+          <w:bottom w:val="single" w:color="C7D2DD" w:sz="6"/>
+          <w:right w:val="single" w:color="C7D2DD" w:sz="6"/>
+          <w:insideH w:val="single" w:color="C7D2DD" w:sz="6"/>
+          <w:insideV w:val="single" w:color="C7D2DD" w:sz="6"/>
+        </w:tblBorders>
+      </w:tblPr>
+      <w:tblGrid>
+        <w:gridCol w:w="2800"/>
+        <w:gridCol w:w="3560"/>
+        <w:gridCol w:w="3000"/>
+      </w:tblGrid>
+      <w:tr>
+        <w:trPr>
+          <w:cantSplit/>
+          <w:tblHeader/>
+        </w:trPr>
+        <w:tc>
+          <w:tcPr>
+            <w:tcW w:type="dxa" w:w="2800"/>
+            <w:shd w:fill="EEF4F8" w:color="auto" w:val="clear"/>
+            <w:tcMar>
+              <w:top w:type="dxa" w:w="60"/>
+              <w:left w:type="dxa" w:w="100"/>
+              <w:bottom w:type="dxa" w:w="60"/>
+              <w:right w:type="dxa" w:w="100"/>
+            </w:tcMar>
+          </w:tcPr>
+          <w:p>
+            <w:pPr>
+              <w:spacing w:after="0" w:before="0"/>
+            </w:pPr>
+            <w:r>
+              <w:rPr>
+                <w:b/>
+                <w:bCs/>
+                <w:color w:val="0F2B3C"/>
+                <w:sz w:val="16"/>
+                <w:szCs w:val="16"/>
+              </w:rPr>
+              <w:t xml:space="preserve">CORE PROBLEM / GIVEN REPRESENTATION</w:t>
+            </w:r>
+          </w:p>
+        </w:tc>
+        <w:tc>
+          <w:tcPr>
+            <w:tcW w:type="dxa" w:w="3560"/>
+            <w:shd w:fill="EEF4F8" w:color="auto" w:val="clear"/>
+            <w:tcMar>
+              <w:top w:type="dxa" w:w="60"/>
+              <w:left w:type="dxa" w:w="100"/>
+              <w:bottom w:type="dxa" w:w="60"/>
+              <w:right w:type="dxa" w:w="100"/>
+            </w:tcMar>
+          </w:tcPr>
+          <w:p>
+            <w:pPr>
+              <w:spacing w:after="0" w:before="0"/>
+            </w:pPr>
+            <w:r>
+              <w:rPr>
+                <w:b/>
+                <w:bCs/>
+                <w:color w:val="0F2B3C"/>
+                <w:sz w:val="16"/>
+                <w:szCs w:val="16"/>
+              </w:rPr>
+              <w:t xml:space="preserve">WORKING SPACE / CALCULATION STEPS</w:t>
+            </w:r>
+          </w:p>
+        </w:tc>
+        <w:tc>
+          <w:tcPr>
+            <w:tcW w:type="dxa" w:w="3000"/>
+            <w:shd w:fill="FBF3E2" w:color="auto" w:val="clear"/>
+            <w:tcMar>
+              <w:top w:type="dxa" w:w="60"/>
+              <w:left w:type="dxa" w:w="100"/>
+              <w:bottom w:type="dxa" w:w="60"/>
+              <w:right w:type="dxa" w:w="100"/>
+            </w:tcMar>
+          </w:tcPr>
+          <w:p>
+            <w:pPr>
+              <w:spacing w:after="0" w:before="0"/>
+            </w:pPr>
+            <w:r>
+              <w:rPr>
+                <w:b/>
+                <w:bCs/>
+                <w:color w:val="7A5400"/>
+                <w:sz w:val="16"/>
+                <w:szCs w:val="16"/>
+              </w:rPr>
+              <w:t xml:space="preserve">EXPLAIN YOUR REASONING</w:t>
+            </w:r>
+          </w:p>
+        </w:tc>
+      </w:tr>
+      <w:tr>
+        <w:trPr>
+          <w:cantSplit/>
+        </w:trPr>
+        <w:tc>
+          <w:tcPr>
+            <w:tcW w:type="dxa" w:w="2800"/>
+            <w:tcMar>
+              <w:top w:type="dxa" w:w="80"/>
+              <w:left w:type="dxa" w:w="100"/>
+              <w:bottom w:type="dxa" w:w="80"/>
+              <w:right w:type="dxa" w:w="100"/>
+            </w:tcMar>
+            <w:vAlign w:val="top"/>
+          </w:tcPr>
+          <w:p>
+            <w:pPr>
+              <w:spacing w:after="40" w:before="0"/>
+            </w:pPr>
+            <w:r>
+              <w:rPr>
+                <w:b/>
+                <w:bCs/>
+                <w:color w:val="0F2B3C"/>
+                <w:sz w:val="20"/>
+                <w:szCs w:val="20"/>
+              </w:rPr>
+              <w:t xml:space="preserve">2.  Solve: 4x = 12. What is x?</w:t>
+            </w:r>
+          </w:p>
+        </w:tc>
+        <w:tc>
+          <w:tcPr>
+            <w:tcW w:type="dxa" w:w="3560"/>
+            <w:tcMar>
+              <w:top w:type="dxa" w:w="80"/>
+              <w:left w:type="dxa" w:w="100"/>
+              <w:bottom w:type="dxa" w:w="80"/>
+              <w:right w:type="dxa" w:w="100"/>
+            </w:tcMar>
+            <w:vAlign w:val="top"/>
+          </w:tcPr>
+          <w:p>
+            <w:pPr>
+              <w:spacing w:after="50" w:before="0"/>
+            </w:pPr>
+            <w:r>
+              <w:rPr>
+                <w:color w:val="BBBBBB"/>
+                <w:sz w:val="18"/>
+                <w:szCs w:val="18"/>
+              </w:rPr>
+              <w:t xml:space="preserve">____________________________</w:t>
+            </w:r>
+          </w:p>
+          <w:p>
+            <w:pPr>
+              <w:spacing w:after="50" w:before="0"/>
+            </w:pPr>
+            <w:r>
+              <w:rPr>
+                <w:color w:val="BBBBBB"/>
+                <w:sz w:val="18"/>
+                <w:szCs w:val="18"/>
+              </w:rPr>
+              <w:t xml:space="preserve">____________________________</w:t>
+            </w:r>
+          </w:p>
+          <w:p>
+            <w:pPr>
+              <w:spacing w:after="50" w:before="0"/>
+            </w:pPr>
+            <w:r>
+              <w:rPr>
+                <w:color w:val="BBBBBB"/>
+                <w:sz w:val="18"/>
+                <w:szCs w:val="18"/>
+              </w:rPr>
+              <w:t xml:space="preserve">____________________________</w:t>
+            </w:r>
+          </w:p>
+          <w:p>
+            <w:pPr>
+              <w:spacing w:after="50" w:before="0"/>
+            </w:pPr>
+            <w:r>
+              <w:rPr>
+                <w:color w:val="BBBBBB"/>
+                <w:sz w:val="18"/>
+                <w:szCs w:val="18"/>
+              </w:rPr>
+              <w:t xml:space="preserve">____________________________</w:t>
+            </w:r>
+          </w:p>
+        </w:tc>
+        <w:tc>
+          <w:tcPr>
+            <w:tcW w:type="dxa" w:w="3000"/>
+            <w:shd w:fill="FBF3E2" w:color="auto" w:val="clear"/>
+            <w:tcMar>
+              <w:top w:type="dxa" w:w="80"/>
+              <w:left w:type="dxa" w:w="100"/>
+              <w:bottom w:type="dxa" w:w="80"/>
+              <w:right w:type="dxa" w:w="100"/>
+            </w:tcMar>
+            <w:vAlign w:val="top"/>
+          </w:tcPr>
+          <w:p>
+            <w:pPr>
+              <w:spacing w:after="30" w:before="0"/>
+            </w:pPr>
+            <w:r>
+              <w:rPr>
+                <w:b/>
+                <w:bCs/>
+                <w:color w:val="0F2B3C"/>
+                <w:sz w:val="18"/>
+                <w:szCs w:val="18"/>
+              </w:rPr>
+              <w:t xml:space="preserve">Because... ________________</w:t>
+            </w:r>
+          </w:p>
+          <w:p>
+            <w:pPr>
+              <w:spacing w:after="50" w:before="0"/>
+            </w:pPr>
+            <w:r>
+              <w:rPr>
+                <w:color w:val="BBBBBB"/>
+                <w:sz w:val="18"/>
+                <w:szCs w:val="18"/>
+              </w:rPr>
+              <w:t xml:space="preserve">____________________________</w:t>
+            </w:r>
+          </w:p>
+          <w:p>
+            <w:pPr>
+              <w:spacing w:after="30" w:before="40"/>
+            </w:pPr>
+            <w:r>
+              <w:rPr>
+                <w:b/>
+                <w:bCs/>
+                <w:color w:val="1A6FB5"/>
+                <w:sz w:val="18"/>
+                <w:szCs w:val="18"/>
+              </w:rPr>
+              <w:t xml:space="preserve">Although... _______________</w:t>
+            </w:r>
+          </w:p>
+          <w:p>
+            <w:pPr>
+              <w:spacing w:after="50" w:before="0"/>
+            </w:pPr>
+            <w:r>
+              <w:rPr>
+                <w:color w:val="BBBBBB"/>
+                <w:sz w:val="18"/>
+                <w:szCs w:val="18"/>
+              </w:rPr>
+              <w:t xml:space="preserve">____________________________</w:t>
+            </w:r>
+          </w:p>
+          <w:p>
+            <w:pPr>
+              <w:spacing w:after="30" w:before="40"/>
+            </w:pPr>
+            <w:r>
+              <w:rPr>
+                <w:b/>
+                <w:bCs/>
+                <w:color w:val="7A5400"/>
+                <w:sz w:val="18"/>
+                <w:szCs w:val="18"/>
+              </w:rPr>
+              <w:t xml:space="preserve">Therefore... ______________</w:t>
+            </w:r>
+          </w:p>
+          <w:p>
+            <w:pPr>
+              <w:spacing w:after="50" w:before="0"/>
+            </w:pPr>
+            <w:r>
+              <w:rPr>
+                <w:color w:val="BBBBBB"/>
+                <w:sz w:val="18"/>
+                <w:szCs w:val="18"/>
+              </w:rPr>
+              <w:t xml:space="preserve">____________________________</w:t>
+            </w:r>
+          </w:p>
+        </w:tc>
+      </w:tr>
+    </w:tbl>
+    <w:p>
+      <w:pPr>
+        <w:spacing w:after="60" w:before="0"/>
+      </w:pPr>
+      <w:r>
+        <w:t xml:space="preserve"/>
       </w:r>
     </w:p>
     <w:p>
@@ -313,50 +3118,616 @@
         <w:t xml:space="preserve">Solve and check by substituting.</w:t>
       </w:r>
     </w:p>
-    <w:p>
-      <w:pPr>
-        <w:spacing w:after="40" w:before="0"/>
-      </w:pPr>
-      <w:r>
-        <w:rPr>
-          <w:sz w:val="22"/>
-          <w:szCs w:val="22"/>
-        </w:rPr>
-        <w:t xml:space="preserve">1.  Solve: x ÷ 3 = 5. What is x?</w:t>
-      </w:r>
-    </w:p>
-    <w:p>
-      <w:pPr>
-        <w:spacing w:after="80" w:before="0"/>
-      </w:pPr>
-      <w:r>
-        <w:rPr>
-          <w:color w:val="BBBBBB"/>
-        </w:rPr>
-        <w:t xml:space="preserve">____________________________________________________</w:t>
-      </w:r>
-    </w:p>
-    <w:p>
-      <w:pPr>
-        <w:spacing w:after="40" w:before="0"/>
-      </w:pPr>
-      <w:r>
-        <w:rPr>
-          <w:sz w:val="22"/>
-          <w:szCs w:val="22"/>
-        </w:rPr>
-        <w:t xml:space="preserve">2.  Solve: 18 = 6x. What is x?</w:t>
-      </w:r>
-    </w:p>
-    <w:p>
-      <w:pPr>
-        <w:spacing w:after="80" w:before="0"/>
-      </w:pPr>
-      <w:r>
-        <w:rPr>
-          <w:color w:val="BBBBBB"/>
-        </w:rPr>
-        <w:t xml:space="preserve">____________________________________________________</w:t>
+    <w:tbl>
+      <w:tblPr>
+        <w:tblW w:type="dxa" w:w="9360"/>
+        <w:tblBorders>
+          <w:top w:val="single" w:color="C7D2DD" w:sz="6"/>
+          <w:left w:val="single" w:color="C7D2DD" w:sz="6"/>
+          <w:bottom w:val="single" w:color="C7D2DD" w:sz="6"/>
+          <w:right w:val="single" w:color="C7D2DD" w:sz="6"/>
+          <w:insideH w:val="single" w:color="C7D2DD" w:sz="6"/>
+          <w:insideV w:val="single" w:color="C7D2DD" w:sz="6"/>
+        </w:tblBorders>
+      </w:tblPr>
+      <w:tblGrid>
+        <w:gridCol w:w="2800"/>
+        <w:gridCol w:w="3560"/>
+        <w:gridCol w:w="3000"/>
+      </w:tblGrid>
+      <w:tr>
+        <w:trPr>
+          <w:cantSplit/>
+          <w:tblHeader/>
+        </w:trPr>
+        <w:tc>
+          <w:tcPr>
+            <w:tcW w:type="dxa" w:w="2800"/>
+            <w:shd w:fill="EEF4F8" w:color="auto" w:val="clear"/>
+            <w:tcMar>
+              <w:top w:type="dxa" w:w="60"/>
+              <w:left w:type="dxa" w:w="100"/>
+              <w:bottom w:type="dxa" w:w="60"/>
+              <w:right w:type="dxa" w:w="100"/>
+            </w:tcMar>
+          </w:tcPr>
+          <w:p>
+            <w:pPr>
+              <w:spacing w:after="0" w:before="0"/>
+            </w:pPr>
+            <w:r>
+              <w:rPr>
+                <w:b/>
+                <w:bCs/>
+                <w:color w:val="0F2B3C"/>
+                <w:sz w:val="16"/>
+                <w:szCs w:val="16"/>
+              </w:rPr>
+              <w:t xml:space="preserve">CORE PROBLEM / GIVEN REPRESENTATION</w:t>
+            </w:r>
+          </w:p>
+        </w:tc>
+        <w:tc>
+          <w:tcPr>
+            <w:tcW w:type="dxa" w:w="3560"/>
+            <w:shd w:fill="EEF4F8" w:color="auto" w:val="clear"/>
+            <w:tcMar>
+              <w:top w:type="dxa" w:w="60"/>
+              <w:left w:type="dxa" w:w="100"/>
+              <w:bottom w:type="dxa" w:w="60"/>
+              <w:right w:type="dxa" w:w="100"/>
+            </w:tcMar>
+          </w:tcPr>
+          <w:p>
+            <w:pPr>
+              <w:spacing w:after="0" w:before="0"/>
+            </w:pPr>
+            <w:r>
+              <w:rPr>
+                <w:b/>
+                <w:bCs/>
+                <w:color w:val="0F2B3C"/>
+                <w:sz w:val="16"/>
+                <w:szCs w:val="16"/>
+              </w:rPr>
+              <w:t xml:space="preserve">WORKING SPACE / CALCULATION STEPS</w:t>
+            </w:r>
+          </w:p>
+        </w:tc>
+        <w:tc>
+          <w:tcPr>
+            <w:tcW w:type="dxa" w:w="3000"/>
+            <w:shd w:fill="FBF3E2" w:color="auto" w:val="clear"/>
+            <w:tcMar>
+              <w:top w:type="dxa" w:w="60"/>
+              <w:left w:type="dxa" w:w="100"/>
+              <w:bottom w:type="dxa" w:w="60"/>
+              <w:right w:type="dxa" w:w="100"/>
+            </w:tcMar>
+          </w:tcPr>
+          <w:p>
+            <w:pPr>
+              <w:spacing w:after="0" w:before="0"/>
+            </w:pPr>
+            <w:r>
+              <w:rPr>
+                <w:b/>
+                <w:bCs/>
+                <w:color w:val="7A5400"/>
+                <w:sz w:val="16"/>
+                <w:szCs w:val="16"/>
+              </w:rPr>
+              <w:t xml:space="preserve">EXPLAIN YOUR REASONING</w:t>
+            </w:r>
+          </w:p>
+        </w:tc>
+      </w:tr>
+      <w:tr>
+        <w:trPr>
+          <w:cantSplit/>
+        </w:trPr>
+        <w:tc>
+          <w:tcPr>
+            <w:tcW w:type="dxa" w:w="2800"/>
+            <w:tcMar>
+              <w:top w:type="dxa" w:w="80"/>
+              <w:left w:type="dxa" w:w="100"/>
+              <w:bottom w:type="dxa" w:w="80"/>
+              <w:right w:type="dxa" w:w="100"/>
+            </w:tcMar>
+            <w:vAlign w:val="top"/>
+          </w:tcPr>
+          <w:p>
+            <w:pPr>
+              <w:spacing w:after="40" w:before="0"/>
+            </w:pPr>
+            <w:r>
+              <w:rPr>
+                <w:b/>
+                <w:bCs/>
+                <w:color w:val="0F2B3C"/>
+                <w:sz w:val="20"/>
+                <w:szCs w:val="20"/>
+              </w:rPr>
+              <w:t xml:space="preserve">1.  Solve: x ÷ 3 = 5. What is x?</w:t>
+            </w:r>
+          </w:p>
+        </w:tc>
+        <w:tc>
+          <w:tcPr>
+            <w:tcW w:type="dxa" w:w="3560"/>
+            <w:tcMar>
+              <w:top w:type="dxa" w:w="80"/>
+              <w:left w:type="dxa" w:w="100"/>
+              <w:bottom w:type="dxa" w:w="80"/>
+              <w:right w:type="dxa" w:w="100"/>
+            </w:tcMar>
+            <w:vAlign w:val="top"/>
+          </w:tcPr>
+          <w:p>
+            <w:pPr>
+              <w:spacing w:after="50" w:before="0"/>
+            </w:pPr>
+            <w:r>
+              <w:rPr>
+                <w:color w:val="BBBBBB"/>
+                <w:sz w:val="18"/>
+                <w:szCs w:val="18"/>
+              </w:rPr>
+              <w:t xml:space="preserve">____________________________</w:t>
+            </w:r>
+          </w:p>
+          <w:p>
+            <w:pPr>
+              <w:spacing w:after="50" w:before="0"/>
+            </w:pPr>
+            <w:r>
+              <w:rPr>
+                <w:color w:val="BBBBBB"/>
+                <w:sz w:val="18"/>
+                <w:szCs w:val="18"/>
+              </w:rPr>
+              <w:t xml:space="preserve">____________________________</w:t>
+            </w:r>
+          </w:p>
+          <w:p>
+            <w:pPr>
+              <w:spacing w:after="50" w:before="0"/>
+            </w:pPr>
+            <w:r>
+              <w:rPr>
+                <w:color w:val="BBBBBB"/>
+                <w:sz w:val="18"/>
+                <w:szCs w:val="18"/>
+              </w:rPr>
+              <w:t xml:space="preserve">____________________________</w:t>
+            </w:r>
+          </w:p>
+          <w:p>
+            <w:pPr>
+              <w:spacing w:after="50" w:before="0"/>
+            </w:pPr>
+            <w:r>
+              <w:rPr>
+                <w:color w:val="BBBBBB"/>
+                <w:sz w:val="18"/>
+                <w:szCs w:val="18"/>
+              </w:rPr>
+              <w:t xml:space="preserve">____________________________</w:t>
+            </w:r>
+          </w:p>
+        </w:tc>
+        <w:tc>
+          <w:tcPr>
+            <w:tcW w:type="dxa" w:w="3000"/>
+            <w:shd w:fill="FBF3E2" w:color="auto" w:val="clear"/>
+            <w:tcMar>
+              <w:top w:type="dxa" w:w="80"/>
+              <w:left w:type="dxa" w:w="100"/>
+              <w:bottom w:type="dxa" w:w="80"/>
+              <w:right w:type="dxa" w:w="100"/>
+            </w:tcMar>
+            <w:vAlign w:val="top"/>
+          </w:tcPr>
+          <w:p>
+            <w:pPr>
+              <w:spacing w:after="30" w:before="0"/>
+            </w:pPr>
+            <w:r>
+              <w:rPr>
+                <w:b/>
+                <w:bCs/>
+                <w:color w:val="0F2B3C"/>
+                <w:sz w:val="18"/>
+                <w:szCs w:val="18"/>
+              </w:rPr>
+              <w:t xml:space="preserve">Because... ________________</w:t>
+            </w:r>
+          </w:p>
+          <w:p>
+            <w:pPr>
+              <w:spacing w:after="50" w:before="0"/>
+            </w:pPr>
+            <w:r>
+              <w:rPr>
+                <w:color w:val="BBBBBB"/>
+                <w:sz w:val="18"/>
+                <w:szCs w:val="18"/>
+              </w:rPr>
+              <w:t xml:space="preserve">____________________________</w:t>
+            </w:r>
+          </w:p>
+          <w:p>
+            <w:pPr>
+              <w:spacing w:after="30" w:before="40"/>
+            </w:pPr>
+            <w:r>
+              <w:rPr>
+                <w:b/>
+                <w:bCs/>
+                <w:color w:val="1A6FB5"/>
+                <w:sz w:val="18"/>
+                <w:szCs w:val="18"/>
+              </w:rPr>
+              <w:t xml:space="preserve">Although... _______________</w:t>
+            </w:r>
+          </w:p>
+          <w:p>
+            <w:pPr>
+              <w:spacing w:after="50" w:before="0"/>
+            </w:pPr>
+            <w:r>
+              <w:rPr>
+                <w:color w:val="BBBBBB"/>
+                <w:sz w:val="18"/>
+                <w:szCs w:val="18"/>
+              </w:rPr>
+              <w:t xml:space="preserve">____________________________</w:t>
+            </w:r>
+          </w:p>
+          <w:p>
+            <w:pPr>
+              <w:spacing w:after="30" w:before="40"/>
+            </w:pPr>
+            <w:r>
+              <w:rPr>
+                <w:b/>
+                <w:bCs/>
+                <w:color w:val="7A5400"/>
+                <w:sz w:val="18"/>
+                <w:szCs w:val="18"/>
+              </w:rPr>
+              <w:t xml:space="preserve">Therefore... ______________</w:t>
+            </w:r>
+          </w:p>
+          <w:p>
+            <w:pPr>
+              <w:spacing w:after="50" w:before="0"/>
+            </w:pPr>
+            <w:r>
+              <w:rPr>
+                <w:color w:val="BBBBBB"/>
+                <w:sz w:val="18"/>
+                <w:szCs w:val="18"/>
+              </w:rPr>
+              <w:t xml:space="preserve">____________________________</w:t>
+            </w:r>
+          </w:p>
+        </w:tc>
+      </w:tr>
+    </w:tbl>
+    <w:p>
+      <w:pPr>
+        <w:spacing w:after="60" w:before="0"/>
+      </w:pPr>
+      <w:r>
+        <w:t xml:space="preserve"/>
+      </w:r>
+    </w:p>
+    <w:tbl>
+      <w:tblPr>
+        <w:tblW w:type="dxa" w:w="9360"/>
+        <w:tblBorders>
+          <w:top w:val="single" w:color="C7D2DD" w:sz="6"/>
+          <w:left w:val="single" w:color="C7D2DD" w:sz="6"/>
+          <w:bottom w:val="single" w:color="C7D2DD" w:sz="6"/>
+          <w:right w:val="single" w:color="C7D2DD" w:sz="6"/>
+          <w:insideH w:val="single" w:color="C7D2DD" w:sz="6"/>
+          <w:insideV w:val="single" w:color="C7D2DD" w:sz="6"/>
+        </w:tblBorders>
+      </w:tblPr>
+      <w:tblGrid>
+        <w:gridCol w:w="2800"/>
+        <w:gridCol w:w="3560"/>
+        <w:gridCol w:w="3000"/>
+      </w:tblGrid>
+      <w:tr>
+        <w:trPr>
+          <w:cantSplit/>
+          <w:tblHeader/>
+        </w:trPr>
+        <w:tc>
+          <w:tcPr>
+            <w:tcW w:type="dxa" w:w="2800"/>
+            <w:shd w:fill="EEF4F8" w:color="auto" w:val="clear"/>
+            <w:tcMar>
+              <w:top w:type="dxa" w:w="60"/>
+              <w:left w:type="dxa" w:w="100"/>
+              <w:bottom w:type="dxa" w:w="60"/>
+              <w:right w:type="dxa" w:w="100"/>
+            </w:tcMar>
+          </w:tcPr>
+          <w:p>
+            <w:pPr>
+              <w:spacing w:after="0" w:before="0"/>
+            </w:pPr>
+            <w:r>
+              <w:rPr>
+                <w:b/>
+                <w:bCs/>
+                <w:color w:val="0F2B3C"/>
+                <w:sz w:val="16"/>
+                <w:szCs w:val="16"/>
+              </w:rPr>
+              <w:t xml:space="preserve">CORE PROBLEM / GIVEN REPRESENTATION</w:t>
+            </w:r>
+          </w:p>
+        </w:tc>
+        <w:tc>
+          <w:tcPr>
+            <w:tcW w:type="dxa" w:w="3560"/>
+            <w:shd w:fill="EEF4F8" w:color="auto" w:val="clear"/>
+            <w:tcMar>
+              <w:top w:type="dxa" w:w="60"/>
+              <w:left w:type="dxa" w:w="100"/>
+              <w:bottom w:type="dxa" w:w="60"/>
+              <w:right w:type="dxa" w:w="100"/>
+            </w:tcMar>
+          </w:tcPr>
+          <w:p>
+            <w:pPr>
+              <w:spacing w:after="0" w:before="0"/>
+            </w:pPr>
+            <w:r>
+              <w:rPr>
+                <w:b/>
+                <w:bCs/>
+                <w:color w:val="0F2B3C"/>
+                <w:sz w:val="16"/>
+                <w:szCs w:val="16"/>
+              </w:rPr>
+              <w:t xml:space="preserve">WORKING SPACE / CALCULATION STEPS</w:t>
+            </w:r>
+          </w:p>
+        </w:tc>
+        <w:tc>
+          <w:tcPr>
+            <w:tcW w:type="dxa" w:w="3000"/>
+            <w:shd w:fill="FBF3E2" w:color="auto" w:val="clear"/>
+            <w:tcMar>
+              <w:top w:type="dxa" w:w="60"/>
+              <w:left w:type="dxa" w:w="100"/>
+              <w:bottom w:type="dxa" w:w="60"/>
+              <w:right w:type="dxa" w:w="100"/>
+            </w:tcMar>
+          </w:tcPr>
+          <w:p>
+            <w:pPr>
+              <w:spacing w:after="0" w:before="0"/>
+            </w:pPr>
+            <w:r>
+              <w:rPr>
+                <w:b/>
+                <w:bCs/>
+                <w:color w:val="7A5400"/>
+                <w:sz w:val="16"/>
+                <w:szCs w:val="16"/>
+              </w:rPr>
+              <w:t xml:space="preserve">EXPLAIN YOUR REASONING</w:t>
+            </w:r>
+          </w:p>
+        </w:tc>
+      </w:tr>
+      <w:tr>
+        <w:trPr>
+          <w:cantSplit/>
+        </w:trPr>
+        <w:tc>
+          <w:tcPr>
+            <w:tcW w:type="dxa" w:w="2800"/>
+            <w:tcMar>
+              <w:top w:type="dxa" w:w="80"/>
+              <w:left w:type="dxa" w:w="100"/>
+              <w:bottom w:type="dxa" w:w="80"/>
+              <w:right w:type="dxa" w:w="100"/>
+            </w:tcMar>
+            <w:vAlign w:val="top"/>
+          </w:tcPr>
+          <w:p>
+            <w:pPr>
+              <w:spacing w:after="40" w:before="0"/>
+            </w:pPr>
+            <w:r>
+              <w:rPr>
+                <w:b/>
+                <w:bCs/>
+                <w:color w:val="0F2B3C"/>
+                <w:sz w:val="20"/>
+                <w:szCs w:val="20"/>
+              </w:rPr>
+              <w:t xml:space="preserve">2.  Solve: 18 = 6x. What is x?</w:t>
+            </w:r>
+          </w:p>
+        </w:tc>
+        <w:tc>
+          <w:tcPr>
+            <w:tcW w:type="dxa" w:w="3560"/>
+            <w:tcMar>
+              <w:top w:type="dxa" w:w="80"/>
+              <w:left w:type="dxa" w:w="100"/>
+              <w:bottom w:type="dxa" w:w="80"/>
+              <w:right w:type="dxa" w:w="100"/>
+            </w:tcMar>
+            <w:vAlign w:val="top"/>
+          </w:tcPr>
+          <w:p>
+            <w:pPr>
+              <w:spacing w:after="50" w:before="0"/>
+            </w:pPr>
+            <w:r>
+              <w:rPr>
+                <w:color w:val="BBBBBB"/>
+                <w:sz w:val="18"/>
+                <w:szCs w:val="18"/>
+              </w:rPr>
+              <w:t xml:space="preserve">____________________________</w:t>
+            </w:r>
+          </w:p>
+          <w:p>
+            <w:pPr>
+              <w:spacing w:after="50" w:before="0"/>
+            </w:pPr>
+            <w:r>
+              <w:rPr>
+                <w:color w:val="BBBBBB"/>
+                <w:sz w:val="18"/>
+                <w:szCs w:val="18"/>
+              </w:rPr>
+              <w:t xml:space="preserve">____________________________</w:t>
+            </w:r>
+          </w:p>
+          <w:p>
+            <w:pPr>
+              <w:spacing w:after="50" w:before="0"/>
+            </w:pPr>
+            <w:r>
+              <w:rPr>
+                <w:color w:val="BBBBBB"/>
+                <w:sz w:val="18"/>
+                <w:szCs w:val="18"/>
+              </w:rPr>
+              <w:t xml:space="preserve">____________________________</w:t>
+            </w:r>
+          </w:p>
+          <w:p>
+            <w:pPr>
+              <w:spacing w:after="50" w:before="0"/>
+            </w:pPr>
+            <w:r>
+              <w:rPr>
+                <w:color w:val="BBBBBB"/>
+                <w:sz w:val="18"/>
+                <w:szCs w:val="18"/>
+              </w:rPr>
+              <w:t xml:space="preserve">____________________________</w:t>
+            </w:r>
+          </w:p>
+        </w:tc>
+        <w:tc>
+          <w:tcPr>
+            <w:tcW w:type="dxa" w:w="3000"/>
+            <w:shd w:fill="FBF3E2" w:color="auto" w:val="clear"/>
+            <w:tcMar>
+              <w:top w:type="dxa" w:w="80"/>
+              <w:left w:type="dxa" w:w="100"/>
+              <w:bottom w:type="dxa" w:w="80"/>
+              <w:right w:type="dxa" w:w="100"/>
+            </w:tcMar>
+            <w:vAlign w:val="top"/>
+          </w:tcPr>
+          <w:p>
+            <w:pPr>
+              <w:spacing w:after="30" w:before="0"/>
+            </w:pPr>
+            <w:r>
+              <w:rPr>
+                <w:b/>
+                <w:bCs/>
+                <w:color w:val="0F2B3C"/>
+                <w:sz w:val="18"/>
+                <w:szCs w:val="18"/>
+              </w:rPr>
+              <w:t xml:space="preserve">Because... ________________</w:t>
+            </w:r>
+          </w:p>
+          <w:p>
+            <w:pPr>
+              <w:spacing w:after="50" w:before="0"/>
+            </w:pPr>
+            <w:r>
+              <w:rPr>
+                <w:color w:val="BBBBBB"/>
+                <w:sz w:val="18"/>
+                <w:szCs w:val="18"/>
+              </w:rPr>
+              <w:t xml:space="preserve">____________________________</w:t>
+            </w:r>
+          </w:p>
+          <w:p>
+            <w:pPr>
+              <w:spacing w:after="30" w:before="40"/>
+            </w:pPr>
+            <w:r>
+              <w:rPr>
+                <w:b/>
+                <w:bCs/>
+                <w:color w:val="1A6FB5"/>
+                <w:sz w:val="18"/>
+                <w:szCs w:val="18"/>
+              </w:rPr>
+              <w:t xml:space="preserve">Although... _______________</w:t>
+            </w:r>
+          </w:p>
+          <w:p>
+            <w:pPr>
+              <w:spacing w:after="50" w:before="0"/>
+            </w:pPr>
+            <w:r>
+              <w:rPr>
+                <w:color w:val="BBBBBB"/>
+                <w:sz w:val="18"/>
+                <w:szCs w:val="18"/>
+              </w:rPr>
+              <w:t xml:space="preserve">____________________________</w:t>
+            </w:r>
+          </w:p>
+          <w:p>
+            <w:pPr>
+              <w:spacing w:after="30" w:before="40"/>
+            </w:pPr>
+            <w:r>
+              <w:rPr>
+                <w:b/>
+                <w:bCs/>
+                <w:color w:val="7A5400"/>
+                <w:sz w:val="18"/>
+                <w:szCs w:val="18"/>
+              </w:rPr>
+              <w:t xml:space="preserve">Therefore... ______________</w:t>
+            </w:r>
+          </w:p>
+          <w:p>
+            <w:pPr>
+              <w:spacing w:after="50" w:before="0"/>
+            </w:pPr>
+            <w:r>
+              <w:rPr>
+                <w:color w:val="BBBBBB"/>
+                <w:sz w:val="18"/>
+                <w:szCs w:val="18"/>
+              </w:rPr>
+              <w:t xml:space="preserve">____________________________</w:t>
+            </w:r>
+          </w:p>
+        </w:tc>
+      </w:tr>
+    </w:tbl>
+    <w:p>
+      <w:pPr>
+        <w:spacing w:after="60" w:before="0"/>
+      </w:pPr>
+      <w:r>
+        <w:t xml:space="preserve"/>
       </w:r>
     </w:p>
     <w:p>
@@ -433,6 +3804,141 @@
         <w:t xml:space="preserve">____________________________________________________</w:t>
       </w:r>
     </w:p>
+    <w:tbl>
+      <w:tblPr>
+        <w:tblW w:type="dxa" w:w="9360"/>
+        <w:tblBorders>
+          <w:top w:val="single" w:color="C7D2DD" w:sz="6"/>
+          <w:left w:val="single" w:color="C7D2DD" w:sz="6"/>
+          <w:bottom w:val="single" w:color="C7D2DD" w:sz="6"/>
+          <w:right w:val="single" w:color="C7D2DD" w:sz="6"/>
+          <w:insideH w:val="single" w:color="C7D2DD" w:sz="6"/>
+          <w:insideV w:val="single" w:color="C7D2DD" w:sz="6"/>
+        </w:tblBorders>
+      </w:tblPr>
+      <w:tblGrid>
+        <w:gridCol w:w="3120"/>
+        <w:gridCol w:w="3120"/>
+        <w:gridCol w:w="3120"/>
+      </w:tblGrid>
+      <w:tr>
+        <w:trPr>
+          <w:cantSplit/>
+          <w:tblHeader/>
+        </w:trPr>
+        <w:tc>
+          <w:tcPr>
+            <w:tcW w:type="dxa" w:w="9360"/>
+            <w:gridSpan w:val="3"/>
+            <w:shd w:fill="EEF4F8" w:color="auto" w:val="clear"/>
+            <w:tcMar>
+              <w:top w:type="dxa" w:w="60"/>
+              <w:left w:type="dxa" w:w="100"/>
+              <w:bottom w:type="dxa" w:w="60"/>
+              <w:right w:type="dxa" w:w="100"/>
+            </w:tcMar>
+          </w:tcPr>
+          <w:p>
+            <w:pPr>
+              <w:spacing w:after="0" w:before="0"/>
+            </w:pPr>
+            <w:r>
+              <w:rPr>
+                <w:b/>
+                <w:bCs/>
+                <w:color w:val="0F2B3C"/>
+                <w:sz w:val="18"/>
+                <w:szCs w:val="18"/>
+              </w:rPr>
+              <w:t xml:space="preserve">EXIT CHECK · 3-POINT SELF-ASSESSMENT CHECKLIST</w:t>
+            </w:r>
+          </w:p>
+        </w:tc>
+      </w:tr>
+      <w:tr>
+        <w:trPr>
+          <w:cantSplit/>
+        </w:trPr>
+        <w:tc>
+          <w:tcPr>
+            <w:tcW w:type="dxa" w:w="3120"/>
+            <w:tcMar>
+              <w:top w:type="dxa" w:w="80"/>
+              <w:left w:type="dxa" w:w="100"/>
+              <w:bottom w:type="dxa" w:w="80"/>
+              <w:right w:type="dxa" w:w="100"/>
+            </w:tcMar>
+          </w:tcPr>
+          <w:p>
+            <w:pPr>
+              <w:spacing w:after="0" w:before="0"/>
+            </w:pPr>
+            <w:r>
+              <w:rPr>
+                <w:b/>
+                <w:bCs/>
+                <w:color w:val="0F2B3C"/>
+                <w:sz w:val="18"/>
+                <w:szCs w:val="18"/>
+              </w:rPr>
+              <w:t xml:space="preserve">☐ 1. Units &amp; Labels Verified</w:t>
+            </w:r>
+          </w:p>
+        </w:tc>
+        <w:tc>
+          <w:tcPr>
+            <w:tcW w:type="dxa" w:w="3120"/>
+            <w:tcMar>
+              <w:top w:type="dxa" w:w="80"/>
+              <w:left w:type="dxa" w:w="100"/>
+              <w:bottom w:type="dxa" w:w="80"/>
+              <w:right w:type="dxa" w:w="100"/>
+            </w:tcMar>
+          </w:tcPr>
+          <w:p>
+            <w:pPr>
+              <w:spacing w:after="0" w:before="0"/>
+            </w:pPr>
+            <w:r>
+              <w:rPr>
+                <w:b/>
+                <w:bCs/>
+                <w:color w:val="0F2B3C"/>
+                <w:sz w:val="18"/>
+                <w:szCs w:val="18"/>
+              </w:rPr>
+              <w:t xml:space="preserve">☐ 2. Reasoning Stated (Because / Although / Therefore)</w:t>
+            </w:r>
+          </w:p>
+        </w:tc>
+        <w:tc>
+          <w:tcPr>
+            <w:tcW w:type="dxa" w:w="3120"/>
+            <w:tcMar>
+              <w:top w:type="dxa" w:w="80"/>
+              <w:left w:type="dxa" w:w="100"/>
+              <w:bottom w:type="dxa" w:w="80"/>
+              <w:right w:type="dxa" w:w="100"/>
+            </w:tcMar>
+          </w:tcPr>
+          <w:p>
+            <w:pPr>
+              <w:spacing w:after="0" w:before="0"/>
+            </w:pPr>
+            <w:r>
+              <w:rPr>
+                <w:b/>
+                <w:bCs/>
+                <w:color w:val="0F2B3C"/>
+                <w:sz w:val="18"/>
+                <w:szCs w:val="18"/>
+              </w:rPr>
+              <w:t xml:space="preserve">☐ 3. Calculations Double-Checked</w:t>
+            </w:r>
+          </w:p>
+        </w:tc>
+      </w:tr>
+    </w:tbl>
     <w:p>
       <w:pPr>
         <w:spacing w:after="60" w:before="120"/>
